--- a/lessons/2-9/downloads/2-9-notes.docx
+++ b/lessons/2-9/downloads/2-9-notes.docx
@@ -1176,6 +1176,314 @@
         </w:tc>
       </w:tr>
     </w:tbl>
+    <w:tbl>
+      <w:tblPr>
+        <w:tblW w:type="pct" w:w="100%"/>
+        <w:tblBorders>
+          <w:top w:val="none" w:color="FFFFFF" w:sz="0"/>
+          <w:left w:val="none" w:color="FFFFFF" w:sz="0"/>
+          <w:bottom w:val="single" w:color="C7D2DD" w:sz="4"/>
+          <w:right w:val="none" w:color="FFFFFF" w:sz="0"/>
+          <w:insideH w:val="none" w:color="FFFFFF" w:sz="0"/>
+          <w:insideV w:val="none" w:color="FFFFFF" w:sz="0"/>
+        </w:tblBorders>
+      </w:tblPr>
+      <w:tblGrid>
+        <w:gridCol w:w="1800"/>
+        <w:gridCol w:w="7560"/>
+      </w:tblGrid>
+      <w:tr>
+        <w:trPr>
+          <w:cantSplit/>
+        </w:trPr>
+        <w:tc>
+          <w:tcPr>
+            <w:tcW w:type="dxa" w:w="1800"/>
+            <w:tcMar>
+              <w:top w:type="dxa" w:w="100"/>
+              <w:left w:type="dxa" w:w="40"/>
+              <w:bottom w:type="dxa" w:w="100"/>
+              <w:right w:type="dxa" w:w="120"/>
+            </w:tcMar>
+            <w:vAlign w:val="center"/>
+          </w:tcPr>
+          <w:p>
+            <w:pPr>
+              <w:spacing w:after="0"/>
+              <w:jc w:val="center"/>
+            </w:pPr>
+            <w:r>
+              <w:drawing>
+                <wp:inline distT="0" distB="0" distL="0" distR="0">
+                  <wp:extent cx="1047750" cy="790575"/>
+                  <wp:effectExtent t="0" r="0" b="0" l="0"/>
+                  <wp:docPr id="1" name="" descr="" title=""/>
+                  <wp:cNvGraphicFramePr>
+                    <a:graphicFrameLocks xmlns:a="http://schemas.openxmlformats.org/drawingml/2006/main" noChangeAspect="1"/>
+                  </wp:cNvGraphicFramePr>
+                  <a:graphic xmlns:a="http://schemas.openxmlformats.org/drawingml/2006/main">
+                    <a:graphicData uri="http://schemas.openxmlformats.org/drawingml/2006/picture">
+                      <pic:pic xmlns:pic="http://schemas.openxmlformats.org/drawingml/2006/picture">
+                        <pic:nvPicPr>
+                          <pic:cNvPr id="0" name="" descr=""/>
+                          <pic:cNvPicPr>
+                            <a:picLocks noChangeAspect="1" noChangeArrowheads="1"/>
+                          </pic:cNvPicPr>
+                        </pic:nvPicPr>
+                        <pic:blipFill>
+                          <a:blip r:embed="rId13" cstate="none"/>
+                          <a:srcRect/>
+                          <a:stretch>
+                            <a:fillRect/>
+                          </a:stretch>
+                        </pic:blipFill>
+                        <pic:spPr bwMode="auto">
+                          <a:xfrm>
+                            <a:off x="0" y="0"/>
+                            <a:ext cx="1047750" cy="790575"/>
+                          </a:xfrm>
+                          <a:prstGeom prst="rect">
+                            <a:avLst/>
+                          </a:prstGeom>
+                        </pic:spPr>
+                      </pic:pic>
+                    </a:graphicData>
+                  </a:graphic>
+                </wp:inline>
+              </w:drawing>
+            </w:r>
+          </w:p>
+        </w:tc>
+        <w:tc>
+          <w:tcPr>
+            <w:tcW w:type="dxa" w:w="7560"/>
+            <w:tcMar>
+              <w:top w:type="dxa" w:w="100"/>
+              <w:left w:type="dxa" w:w="40"/>
+              <w:bottom w:type="dxa" w:w="100"/>
+              <w:right w:type="dxa" w:w="40"/>
+            </w:tcMar>
+            <w:vAlign w:val="center"/>
+          </w:tcPr>
+          <w:p>
+            <w:pPr>
+              <w:spacing w:after="50"/>
+            </w:pPr>
+            <w:r>
+              <w:rPr>
+                <w:b/>
+                <w:bCs/>
+                <w:color w:val="12355B"/>
+                <w:sz w:val="24"/>
+                <w:szCs w:val="24"/>
+              </w:rPr>
+              <w:t xml:space="preserve">Mean</w:t>
+            </w:r>
+            <w:r>
+              <w:rPr>
+                <w:i/>
+                <w:iCs/>
+                <w:color w:val="5F6F80"/>
+                <w:sz w:val="19"/>
+                <w:szCs w:val="19"/>
+              </w:rPr>
+              <w:t xml:space="preserve">   Media</w:t>
+            </w:r>
+          </w:p>
+          <w:p>
+            <w:pPr>
+              <w:spacing w:after="40"/>
+            </w:pPr>
+            <w:r>
+              <w:rPr>
+                <w:sz w:val="21"/>
+                <w:szCs w:val="21"/>
+              </w:rPr>
+              <w:t xml:space="preserve">The total shared equally among all the values.</w:t>
+            </w:r>
+          </w:p>
+          <w:p>
+            <w:pPr>
+              <w:spacing w:after="0"/>
+            </w:pPr>
+            <w:r>
+              <w:rPr>
+                <w:b/>
+                <w:bCs/>
+                <w:color w:val="1FA6A2"/>
+                <w:sz w:val="18"/>
+                <w:szCs w:val="18"/>
+              </w:rPr>
+              <w:t xml:space="preserve">Example:  </w:t>
+            </w:r>
+            <w:r>
+              <w:rPr>
+                <w:i/>
+                <w:iCs/>
+                <w:color w:val="5F6F80"/>
+                <w:sz w:val="18"/>
+                <w:szCs w:val="18"/>
+              </w:rPr>
+              <w:t xml:space="preserve">Add the values, then divide by how many there are.</w:t>
+            </w:r>
+          </w:p>
+        </w:tc>
+      </w:tr>
+    </w:tbl>
+    <w:tbl>
+      <w:tblPr>
+        <w:tblW w:type="pct" w:w="100%"/>
+        <w:tblBorders>
+          <w:top w:val="none" w:color="FFFFFF" w:sz="0"/>
+          <w:left w:val="none" w:color="FFFFFF" w:sz="0"/>
+          <w:bottom w:val="single" w:color="C7D2DD" w:sz="4"/>
+          <w:right w:val="none" w:color="FFFFFF" w:sz="0"/>
+          <w:insideH w:val="none" w:color="FFFFFF" w:sz="0"/>
+          <w:insideV w:val="none" w:color="FFFFFF" w:sz="0"/>
+        </w:tblBorders>
+      </w:tblPr>
+      <w:tblGrid>
+        <w:gridCol w:w="1800"/>
+        <w:gridCol w:w="7560"/>
+      </w:tblGrid>
+      <w:tr>
+        <w:trPr>
+          <w:cantSplit/>
+        </w:trPr>
+        <w:tc>
+          <w:tcPr>
+            <w:tcW w:type="dxa" w:w="1800"/>
+            <w:tcMar>
+              <w:top w:type="dxa" w:w="100"/>
+              <w:left w:type="dxa" w:w="40"/>
+              <w:bottom w:type="dxa" w:w="100"/>
+              <w:right w:type="dxa" w:w="120"/>
+            </w:tcMar>
+            <w:vAlign w:val="center"/>
+          </w:tcPr>
+          <w:p>
+            <w:pPr>
+              <w:spacing w:after="0"/>
+              <w:jc w:val="center"/>
+            </w:pPr>
+            <w:r>
+              <w:drawing>
+                <wp:inline distT="0" distB="0" distL="0" distR="0">
+                  <wp:extent cx="1047750" cy="790575"/>
+                  <wp:effectExtent t="0" r="0" b="0" l="0"/>
+                  <wp:docPr id="1" name="" descr="" title=""/>
+                  <wp:cNvGraphicFramePr>
+                    <a:graphicFrameLocks xmlns:a="http://schemas.openxmlformats.org/drawingml/2006/main" noChangeAspect="1"/>
+                  </wp:cNvGraphicFramePr>
+                  <a:graphic xmlns:a="http://schemas.openxmlformats.org/drawingml/2006/main">
+                    <a:graphicData uri="http://schemas.openxmlformats.org/drawingml/2006/picture">
+                      <pic:pic xmlns:pic="http://schemas.openxmlformats.org/drawingml/2006/picture">
+                        <pic:nvPicPr>
+                          <pic:cNvPr id="0" name="" descr=""/>
+                          <pic:cNvPicPr>
+                            <a:picLocks noChangeAspect="1" noChangeArrowheads="1"/>
+                          </pic:cNvPicPr>
+                        </pic:nvPicPr>
+                        <pic:blipFill>
+                          <a:blip r:embed="rId11" cstate="none"/>
+                          <a:srcRect/>
+                          <a:stretch>
+                            <a:fillRect/>
+                          </a:stretch>
+                        </pic:blipFill>
+                        <pic:spPr bwMode="auto">
+                          <a:xfrm>
+                            <a:off x="0" y="0"/>
+                            <a:ext cx="1047750" cy="790575"/>
+                          </a:xfrm>
+                          <a:prstGeom prst="rect">
+                            <a:avLst/>
+                          </a:prstGeom>
+                        </pic:spPr>
+                      </pic:pic>
+                    </a:graphicData>
+                  </a:graphic>
+                </wp:inline>
+              </w:drawing>
+            </w:r>
+          </w:p>
+        </w:tc>
+        <w:tc>
+          <w:tcPr>
+            <w:tcW w:type="dxa" w:w="7560"/>
+            <w:tcMar>
+              <w:top w:type="dxa" w:w="100"/>
+              <w:left w:type="dxa" w:w="40"/>
+              <w:bottom w:type="dxa" w:w="100"/>
+              <w:right w:type="dxa" w:w="40"/>
+            </w:tcMar>
+            <w:vAlign w:val="center"/>
+          </w:tcPr>
+          <w:p>
+            <w:pPr>
+              <w:spacing w:after="50"/>
+            </w:pPr>
+            <w:r>
+              <w:rPr>
+                <w:b/>
+                <w:bCs/>
+                <w:color w:val="12355B"/>
+                <w:sz w:val="24"/>
+                <w:szCs w:val="24"/>
+              </w:rPr>
+              <w:t xml:space="preserve">Variation</w:t>
+            </w:r>
+            <w:r>
+              <w:rPr>
+                <w:i/>
+                <w:iCs/>
+                <w:color w:val="5F6F80"/>
+                <w:sz w:val="19"/>
+                <w:szCs w:val="19"/>
+              </w:rPr>
+              <w:t xml:space="preserve">   Variación</w:t>
+            </w:r>
+          </w:p>
+          <w:p>
+            <w:pPr>
+              <w:spacing w:after="40"/>
+            </w:pPr>
+            <w:r>
+              <w:rPr>
+                <w:sz w:val="21"/>
+                <w:szCs w:val="21"/>
+              </w:rPr>
+              <w:t xml:space="preserve">How much the values in a data set differ from one another.</w:t>
+            </w:r>
+          </w:p>
+          <w:p>
+            <w:pPr>
+              <w:spacing w:after="0"/>
+            </w:pPr>
+            <w:r>
+              <w:rPr>
+                <w:b/>
+                <w:bCs/>
+                <w:color w:val="1FA6A2"/>
+                <w:sz w:val="18"/>
+                <w:szCs w:val="18"/>
+              </w:rPr>
+              <w:t xml:space="preserve">Example:  </w:t>
+            </w:r>
+            <w:r>
+              <w:rPr>
+                <w:i/>
+                <w:iCs/>
+                <w:color w:val="5F6F80"/>
+                <w:sz w:val="18"/>
+                <w:szCs w:val="18"/>
+              </w:rPr>
+              <w:t xml:space="preserve">A larger MAD means more variation.</w:t>
+            </w:r>
+          </w:p>
+        </w:tc>
+      </w:tr>
+    </w:tbl>
     <w:p>
       <w:pPr>
         <w:pStyle w:val="Heading1"/>
@@ -1264,7 +1572,7 @@
                 <w:sz w:val="21"/>
                 <w:szCs w:val="21"/>
               </w:rPr>
-              <w:t xml:space="preserve">Mean Absolute Deviation      •      Deviation      •      Absolute Value      •      Spread      •      Data distribution      •      Variability</w:t>
+              <w:t xml:space="preserve">Mean Absolute Deviation      •      Deviation      •      Absolute Value      •      Spread      •      Data distribution      •      Variability      •      Mean      •      Variation</w:t>
             </w:r>
           </w:p>
         </w:tc>
@@ -1484,6 +1792,80 @@
           <w:szCs w:val="22"/>
         </w:rPr>
         <w:t xml:space="preserve">How much the data values differ is the </w:t>
+      </w:r>
+      <w:r>
+        <w:rPr>
+          <w:sz w:val="22"/>
+          <w:szCs w:val="22"/>
+        </w:rPr>
+        <w:t xml:space="preserve">________________</w:t>
+      </w:r>
+      <w:r>
+        <w:rPr>
+          <w:sz w:val="22"/>
+          <w:szCs w:val="22"/>
+        </w:rPr>
+        <w:t xml:space="preserve">.</w:t>
+      </w:r>
+    </w:p>
+    <w:p>
+      <w:pPr>
+        <w:keepLines/>
+        <w:spacing w:after="260" w:before="200"/>
+      </w:pPr>
+      <w:r>
+        <w:rPr>
+          <w:b/>
+          <w:bCs/>
+          <w:color w:val="12355B"/>
+          <w:sz w:val="22"/>
+          <w:szCs w:val="22"/>
+        </w:rPr>
+        <w:t xml:space="preserve">7.  </w:t>
+      </w:r>
+      <w:r>
+        <w:rPr>
+          <w:sz w:val="22"/>
+          <w:szCs w:val="22"/>
+        </w:rPr>
+        <w:t xml:space="preserve">The total shared equally among all the values is the </w:t>
+      </w:r>
+      <w:r>
+        <w:rPr>
+          <w:sz w:val="22"/>
+          <w:szCs w:val="22"/>
+        </w:rPr>
+        <w:t xml:space="preserve">________________</w:t>
+      </w:r>
+      <w:r>
+        <w:rPr>
+          <w:sz w:val="22"/>
+          <w:szCs w:val="22"/>
+        </w:rPr>
+        <w:t xml:space="preserve">.</w:t>
+      </w:r>
+    </w:p>
+    <w:p>
+      <w:pPr>
+        <w:keepLines/>
+        <w:spacing w:after="260" w:before="200"/>
+      </w:pPr>
+      <w:r>
+        <w:rPr>
+          <w:b/>
+          <w:bCs/>
+          <w:color w:val="12355B"/>
+          <w:sz w:val="22"/>
+          <w:szCs w:val="22"/>
+        </w:rPr>
+        <w:t xml:space="preserve">8.  </w:t>
+      </w:r>
+      <w:r>
+        <w:rPr>
+          <w:sz w:val="22"/>
+          <w:szCs w:val="22"/>
+        </w:rPr>
+        <w:t xml:space="preserve">How much the values differ from one another is the </w:t>
       </w:r>
       <w:r>
         <w:rPr>
@@ -2593,7 +2975,7 @@
           <w:sz w:val="20"/>
           <w:szCs w:val="20"/>
         </w:rPr>
-        <w:t xml:space="preserve">C)  26</w:t>
+        <w:t xml:space="preserve">C)  11</w:t>
       </w:r>
     </w:p>
     <w:p>
@@ -2606,7 +2988,7 @@
           <w:sz w:val="20"/>
           <w:szCs w:val="20"/>
         </w:rPr>
-        <w:t xml:space="preserve">D)  11</w:t>
+        <w:t xml:space="preserve">D)  26</w:t>
       </w:r>
     </w:p>
     <w:p>
@@ -2757,7 +3139,7 @@
           <w:sz w:val="20"/>
           <w:szCs w:val="20"/>
         </w:rPr>
-        <w:t xml:space="preserve">A)  3</w:t>
+        <w:t xml:space="preserve">A)  1</w:t>
       </w:r>
     </w:p>
     <w:p>
@@ -2770,7 +3152,7 @@
           <w:sz w:val="20"/>
           <w:szCs w:val="20"/>
         </w:rPr>
-        <w:t xml:space="preserve">B)  5</w:t>
+        <w:t xml:space="preserve">B)  3</w:t>
       </w:r>
     </w:p>
     <w:p>
@@ -2783,7 +3165,7 @@
           <w:sz w:val="20"/>
           <w:szCs w:val="20"/>
         </w:rPr>
-        <w:t xml:space="preserve">C)  15</w:t>
+        <w:t xml:space="preserve">C)  5</w:t>
       </w:r>
     </w:p>
     <w:p>
@@ -2796,7 +3178,7 @@
           <w:sz w:val="20"/>
           <w:szCs w:val="20"/>
         </w:rPr>
-        <w:t xml:space="preserve">D)  1</w:t>
+        <w:t xml:space="preserve">D)  15</w:t>
       </w:r>
     </w:p>
     <w:p>
@@ -3586,7 +3968,7 @@
           <w:sz w:val="20"/>
           <w:szCs w:val="20"/>
         </w:rPr>
-        <w:t xml:space="preserve">C)  46</w:t>
+        <w:t xml:space="preserve">C)  26</w:t>
       </w:r>
     </w:p>
     <w:p>
@@ -3599,7 +3981,7 @@
           <w:sz w:val="20"/>
           <w:szCs w:val="20"/>
         </w:rPr>
-        <w:t xml:space="preserve">D)  26</w:t>
+        <w:t xml:space="preserve">D)  46</w:t>
       </w:r>
     </w:p>
     <w:p>
@@ -3690,7 +4072,7 @@
           <w:sz w:val="20"/>
           <w:szCs w:val="20"/>
         </w:rPr>
-        <w:t xml:space="preserve">A)  Team A — lower MAD means scores are closer to the mean</w:t>
+        <w:t xml:space="preserve">A)  Team B — higher MAD means better performance</w:t>
       </w:r>
     </w:p>
     <w:p>
@@ -3703,7 +4085,7 @@
           <w:sz w:val="20"/>
           <w:szCs w:val="20"/>
         </w:rPr>
-        <w:t xml:space="preserve">B)  Team B — higher MAD means better performance</w:t>
+        <w:t xml:space="preserve">B)  Both are equally consistent</w:t>
       </w:r>
     </w:p>
     <w:p>
@@ -3716,7 +4098,7 @@
           <w:sz w:val="20"/>
           <w:szCs w:val="20"/>
         </w:rPr>
-        <w:t xml:space="preserve">C)  Both are equally consistent</w:t>
+        <w:t xml:space="preserve">C)  Cannot tell from MAD alone</w:t>
       </w:r>
     </w:p>
     <w:p>
@@ -3729,7 +4111,7 @@
           <w:sz w:val="20"/>
           <w:szCs w:val="20"/>
         </w:rPr>
-        <w:t xml:space="preserve">D)  Cannot tell from MAD alone</w:t>
+        <w:t xml:space="preserve">D)  Team A — lower MAD means scores are closer to the mean</w:t>
       </w:r>
     </w:p>
     <w:p>
@@ -3846,7 +4228,7 @@
           <w:sz w:val="20"/>
           <w:szCs w:val="20"/>
         </w:rPr>
-        <w:t xml:space="preserve">A)  Runner A — lower MAD means more consistent times</w:t>
+        <w:t xml:space="preserve">A)  Runner B — higher MAD means faster potential</w:t>
       </w:r>
     </w:p>
     <w:p>
@@ -3859,7 +4241,7 @@
           <w:sz w:val="20"/>
           <w:szCs w:val="20"/>
         </w:rPr>
-        <w:t xml:space="preserve">B)  Runner B — higher MAD means faster potential</w:t>
+        <w:t xml:space="preserve">B)  Either — they have the same average</w:t>
       </w:r>
     </w:p>
     <w:p>
@@ -3872,7 +4254,7 @@
           <w:sz w:val="20"/>
           <w:szCs w:val="20"/>
         </w:rPr>
-        <w:t xml:space="preserve">C)  Either — they have the same average</w:t>
+        <w:t xml:space="preserve">C)  Runner A — lower MAD means more consistent times</w:t>
       </w:r>
     </w:p>
     <w:p>
@@ -4009,7 +4391,7 @@
           <w:sz w:val="21"/>
           <w:szCs w:val="21"/>
         </w:rPr>
-        <w:t xml:space="preserve">A)  2.4</w:t>
+        <w:t xml:space="preserve">A)  0</w:t>
       </w:r>
     </w:p>
     <w:p>
@@ -4022,7 +4404,7 @@
           <w:sz w:val="21"/>
           <w:szCs w:val="21"/>
         </w:rPr>
-        <w:t xml:space="preserve">B)  6</w:t>
+        <w:t xml:space="preserve">B)  2.4</w:t>
       </w:r>
     </w:p>
     <w:p>
@@ -4035,7 +4417,7 @@
           <w:sz w:val="21"/>
           <w:szCs w:val="21"/>
         </w:rPr>
-        <w:t xml:space="preserve">C)  0</w:t>
+        <w:t xml:space="preserve">C)  6</w:t>
       </w:r>
     </w:p>
     <w:p>

--- a/lessons/2-9/downloads/2-9-notes.docx
+++ b/lessons/2-9/downloads/2-9-notes.docx
@@ -1680,7 +1680,7 @@
           <w:sz w:val="22"/>
           <w:szCs w:val="22"/>
         </w:rPr>
-        <w:t xml:space="preserve">The distance of a number from zero, always positive, is its </w:t>
+        <w:t xml:space="preserve">The distance of a number from zero, never negative (zero is allowed), is its </w:t>
       </w:r>
       <w:r>
         <w:rPr>
@@ -2191,7 +2191,7 @@
                 <w:sz w:val="19"/>
                 <w:szCs w:val="19"/>
               </w:rPr>
-              <w:t xml:space="preserve">Absolute value makes every distance from the mean positive so they don't cancel out. — A strong answer explains deviations above and below the mean would cancel to zero, so absolute value keeps each as a positive distance.</w:t>
+              <w:t xml:space="preserve">Absolute value makes each deviation a nonnegative distance, including zero, so signed deviations do not cancel out. — A strong answer explains that signed deviations above and below the mean cancel to zero; absolute value keeps their nonnegative distances, including zero.</w:t>
             </w:r>
           </w:p>
         </w:tc>

--- a/lessons/2-9/downloads/2-9-notes.docx
+++ b/lessons/2-9/downloads/2-9-notes.docx
@@ -249,49 +249,269 @@
           <w:sz w:val="19"/>
           <w:szCs w:val="19"/>
         </w:rPr>
-        <w:t xml:space="preserve">Look at the picture, read the word, then read what it means.</w:t>
+        <w:t xml:space="preserve">Review each concept term, definition, non-example, and visual clue.</w:t>
       </w:r>
     </w:p>
     <w:tbl>
       <w:tblPr>
-        <w:tblW w:type="pct" w:w="100%"/>
+        <w:tblW w:type="dxa" w:w="9360"/>
         <w:tblBorders>
-          <w:top w:val="none" w:color="FFFFFF" w:sz="0"/>
-          <w:left w:val="none" w:color="FFFFFF" w:sz="0"/>
-          <w:bottom w:val="single" w:color="C7D2DD" w:sz="4"/>
-          <w:right w:val="none" w:color="FFFFFF" w:sz="0"/>
-          <w:insideH w:val="none" w:color="FFFFFF" w:sz="0"/>
-          <w:insideV w:val="none" w:color="FFFFFF" w:sz="0"/>
+          <w:top w:val="single" w:color="C7D2DD" w:sz="6"/>
+          <w:left w:val="single" w:color="C7D2DD" w:sz="6"/>
+          <w:bottom w:val="single" w:color="C7D2DD" w:sz="6"/>
+          <w:right w:val="single" w:color="C7D2DD" w:sz="6"/>
+          <w:insideH w:val="single" w:color="C7D2DD" w:sz="6"/>
+          <w:insideV w:val="single" w:color="C7D2DD" w:sz="6"/>
         </w:tblBorders>
       </w:tblPr>
       <w:tblGrid>
         <w:gridCol w:w="1800"/>
-        <w:gridCol w:w="7560"/>
+        <w:gridCol w:w="3160"/>
+        <w:gridCol w:w="2200"/>
+        <w:gridCol w:w="2200"/>
       </w:tblGrid>
       <w:tr>
         <w:trPr>
           <w:cantSplit/>
+          <w:tblHeader/>
         </w:trPr>
         <w:tc>
           <w:tcPr>
             <w:tcW w:type="dxa" w:w="1800"/>
-            <w:tcMar>
-              <w:top w:type="dxa" w:w="100"/>
-              <w:left w:type="dxa" w:w="40"/>
-              <w:bottom w:type="dxa" w:w="100"/>
-              <w:right w:type="dxa" w:w="120"/>
-            </w:tcMar>
-            <w:vAlign w:val="center"/>
+            <w:shd w:fill="EEF4F8" w:color="auto" w:val="clear"/>
+            <w:tcMar>
+              <w:top w:type="dxa" w:w="80"/>
+              <w:left w:type="dxa" w:w="100"/>
+              <w:bottom w:type="dxa" w:w="80"/>
+              <w:right w:type="dxa" w:w="100"/>
+            </w:tcMar>
           </w:tcPr>
           <w:p>
             <w:pPr>
               <w:spacing w:after="0"/>
+            </w:pPr>
+            <w:r>
+              <w:rPr>
+                <w:b/>
+                <w:bCs/>
+                <w:color w:val="12355B"/>
+                <w:sz w:val="19"/>
+                <w:szCs w:val="19"/>
+              </w:rPr>
+              <w:t xml:space="preserve">Concept Term</w:t>
+            </w:r>
+          </w:p>
+        </w:tc>
+        <w:tc>
+          <w:tcPr>
+            <w:tcW w:type="dxa" w:w="3160"/>
+            <w:shd w:fill="EEF4F8" w:color="auto" w:val="clear"/>
+            <w:tcMar>
+              <w:top w:type="dxa" w:w="80"/>
+              <w:left w:type="dxa" w:w="100"/>
+              <w:bottom w:type="dxa" w:w="80"/>
+              <w:right w:type="dxa" w:w="100"/>
+            </w:tcMar>
+          </w:tcPr>
+          <w:p>
+            <w:pPr>
+              <w:spacing w:after="0"/>
+            </w:pPr>
+            <w:r>
+              <w:rPr>
+                <w:b/>
+                <w:bCs/>
+                <w:color w:val="12355B"/>
+                <w:sz w:val="19"/>
+                <w:szCs w:val="19"/>
+              </w:rPr>
+              <w:t xml:space="preserve">Student-Friendly Definition</w:t>
+            </w:r>
+          </w:p>
+        </w:tc>
+        <w:tc>
+          <w:tcPr>
+            <w:tcW w:type="dxa" w:w="2200"/>
+            <w:shd w:fill="EEF4F8" w:color="auto" w:val="clear"/>
+            <w:tcMar>
+              <w:top w:type="dxa" w:w="80"/>
+              <w:left w:type="dxa" w:w="100"/>
+              <w:bottom w:type="dxa" w:w="80"/>
+              <w:right w:type="dxa" w:w="100"/>
+            </w:tcMar>
+          </w:tcPr>
+          <w:p>
+            <w:pPr>
+              <w:spacing w:after="0"/>
+            </w:pPr>
+            <w:r>
+              <w:rPr>
+                <w:b/>
+                <w:bCs/>
+                <w:color w:val="12355B"/>
+                <w:sz w:val="19"/>
+                <w:szCs w:val="19"/>
+              </w:rPr>
+              <w:t xml:space="preserve">Non-Example</w:t>
+            </w:r>
+          </w:p>
+        </w:tc>
+        <w:tc>
+          <w:tcPr>
+            <w:tcW w:type="dxa" w:w="2200"/>
+            <w:shd w:fill="EEF4F8" w:color="auto" w:val="clear"/>
+            <w:tcMar>
+              <w:top w:type="dxa" w:w="80"/>
+              <w:left w:type="dxa" w:w="100"/>
+              <w:bottom w:type="dxa" w:w="80"/>
+              <w:right w:type="dxa" w:w="100"/>
+            </w:tcMar>
+          </w:tcPr>
+          <w:p>
+            <w:pPr>
+              <w:spacing w:after="0"/>
+            </w:pPr>
+            <w:r>
+              <w:rPr>
+                <w:b/>
+                <w:bCs/>
+                <w:color w:val="12355B"/>
+                <w:sz w:val="19"/>
+                <w:szCs w:val="19"/>
+              </w:rPr>
+              <w:t xml:space="preserve">Visual Clue</w:t>
+            </w:r>
+          </w:p>
+        </w:tc>
+      </w:tr>
+      <w:tr>
+        <w:trPr>
+          <w:cantSplit/>
+        </w:trPr>
+        <w:tc>
+          <w:tcPr>
+            <w:tcW w:type="dxa" w:w="1800"/>
+            <w:tcMar>
+              <w:top w:type="dxa" w:w="80"/>
+              <w:left w:type="dxa" w:w="100"/>
+              <w:bottom w:type="dxa" w:w="80"/>
+              <w:right w:type="dxa" w:w="100"/>
+            </w:tcMar>
+            <w:vAlign w:val="top"/>
+          </w:tcPr>
+          <w:p>
+            <w:pPr>
+              <w:spacing w:after="30"/>
+            </w:pPr>
+            <w:r>
+              <w:rPr>
+                <w:b/>
+                <w:bCs/>
+                <w:color w:val="12355B"/>
+                <w:sz w:val="21"/>
+                <w:szCs w:val="21"/>
+              </w:rPr>
+              <w:t xml:space="preserve">Mean Absolute Deviation</w:t>
+            </w:r>
+          </w:p>
+          <w:p>
+            <w:pPr>
+              <w:spacing w:after="0"/>
+            </w:pPr>
+            <w:r>
+              <w:rPr>
+                <w:i/>
+                <w:iCs/>
+                <w:color w:val="5F6F80"/>
+                <w:sz w:val="18"/>
+                <w:szCs w:val="18"/>
+              </w:rPr>
+              <w:t xml:space="preserve">Desviación media absoluta</w:t>
+            </w:r>
+          </w:p>
+        </w:tc>
+        <w:tc>
+          <w:tcPr>
+            <w:tcW w:type="dxa" w:w="3160"/>
+            <w:tcMar>
+              <w:top w:type="dxa" w:w="80"/>
+              <w:left w:type="dxa" w:w="100"/>
+              <w:bottom w:type="dxa" w:w="80"/>
+              <w:right w:type="dxa" w:w="100"/>
+            </w:tcMar>
+            <w:vAlign w:val="top"/>
+          </w:tcPr>
+          <w:p>
+            <w:pPr>
+              <w:spacing w:after="0"/>
+            </w:pPr>
+            <w:r>
+              <w:rPr>
+                <w:sz w:val="20"/>
+                <w:szCs w:val="20"/>
+              </w:rPr>
+              <w:t xml:space="preserve">The average distance of data values from the mean; it describes spread.</w:t>
+            </w:r>
+          </w:p>
+        </w:tc>
+        <w:tc>
+          <w:tcPr>
+            <w:tcW w:type="dxa" w:w="2200"/>
+            <w:tcMar>
+              <w:top w:type="dxa" w:w="80"/>
+              <w:left w:type="dxa" w:w="100"/>
+              <w:bottom w:type="dxa" w:w="80"/>
+              <w:right w:type="dxa" w:w="100"/>
+            </w:tcMar>
+            <w:vAlign w:val="top"/>
+          </w:tcPr>
+          <w:p>
+            <w:pPr>
+              <w:spacing w:after="40"/>
+            </w:pPr>
+            <w:r>
+              <w:rPr>
+                <w:i/>
+                <w:iCs/>
+                <w:color w:val="5F6F80"/>
+                <w:sz w:val="19"/>
+                <w:szCs w:val="19"/>
+              </w:rPr>
+              <w:t xml:space="preserve">Not Mean Absolute Deviation: write a counter-example that breaks the definition.</w:t>
+            </w:r>
+          </w:p>
+          <w:p>
+            <w:pPr>
+              <w:pBdr>
+                <w:bottom w:val="single" w:color="AFBECC" w:sz="6"/>
+              </w:pBdr>
+              <w:spacing w:after="30" w:before="150"/>
+            </w:pPr>
+            <w:r>
+              <w:t xml:space="preserve"/>
+            </w:r>
+          </w:p>
+        </w:tc>
+        <w:tc>
+          <w:tcPr>
+            <w:tcW w:type="dxa" w:w="2200"/>
+            <w:tcMar>
+              <w:top w:type="dxa" w:w="80"/>
+              <w:left w:type="dxa" w:w="100"/>
+              <w:bottom w:type="dxa" w:w="80"/>
+              <w:right w:type="dxa" w:w="100"/>
+            </w:tcMar>
+            <w:vAlign w:val="top"/>
+          </w:tcPr>
+          <w:p>
+            <w:pPr>
+              <w:spacing w:after="40"/>
               <w:jc w:val="center"/>
             </w:pPr>
             <w:r>
               <w:drawing>
                 <wp:inline distT="0" distB="0" distL="0" distR="0">
-                  <wp:extent cx="1047750" cy="790575"/>
+                  <wp:extent cx="876300" cy="657225"/>
                   <wp:effectExtent t="0" r="0" b="0" l="0"/>
                   <wp:docPr id="1" name="" descr="" title=""/>
                   <wp:cNvGraphicFramePr>
@@ -316,7 +536,7 @@
                         <pic:spPr bwMode="auto">
                           <a:xfrm>
                             <a:off x="0" y="0"/>
-                            <a:ext cx="1047750" cy="790575"/>
+                            <a:ext cx="876300" cy="657225"/>
                           </a:xfrm>
                           <a:prstGeom prst="rect">
                             <a:avLst/>
@@ -329,32 +549,108 @@
               </w:drawing>
             </w:r>
           </w:p>
-        </w:tc>
-        <w:tc>
-          <w:tcPr>
-            <w:tcW w:type="dxa" w:w="7560"/>
-            <w:tcMar>
-              <w:top w:type="dxa" w:w="100"/>
-              <w:left w:type="dxa" w:w="40"/>
-              <w:bottom w:type="dxa" w:w="100"/>
-              <w:right w:type="dxa" w:w="40"/>
-            </w:tcMar>
-            <w:vAlign w:val="center"/>
-          </w:tcPr>
-          <w:p>
-            <w:pPr>
-              <w:spacing w:after="50"/>
+          <w:p>
+            <w:pPr>
+              <w:spacing w:after="0"/>
+            </w:pPr>
+            <w:r>
+              <w:rPr>
+                <w:i/>
+                <w:iCs/>
+                <w:color w:val="5F6F80"/>
+                <w:sz w:val="18"/>
+                <w:szCs w:val="18"/>
+              </w:rPr>
+              <w:t xml:space="preserve">MAD = sum of absolute distances from the mean ÷ number of values.</w:t>
+            </w:r>
+          </w:p>
+        </w:tc>
+      </w:tr>
+      <w:tr>
+        <w:trPr>
+          <w:cantSplit/>
+        </w:trPr>
+        <w:tc>
+          <w:tcPr>
+            <w:tcW w:type="dxa" w:w="1800"/>
+            <w:tcMar>
+              <w:top w:type="dxa" w:w="80"/>
+              <w:left w:type="dxa" w:w="100"/>
+              <w:bottom w:type="dxa" w:w="80"/>
+              <w:right w:type="dxa" w:w="100"/>
+            </w:tcMar>
+            <w:vAlign w:val="top"/>
+          </w:tcPr>
+          <w:p>
+            <w:pPr>
+              <w:spacing w:after="30"/>
             </w:pPr>
             <w:r>
               <w:rPr>
                 <w:b/>
                 <w:bCs/>
                 <w:color w:val="12355B"/>
-                <w:sz w:val="24"/>
-                <w:szCs w:val="24"/>
-              </w:rPr>
-              <w:t xml:space="preserve">Mean Absolute Deviation</w:t>
-            </w:r>
+                <w:sz w:val="21"/>
+                <w:szCs w:val="21"/>
+              </w:rPr>
+              <w:t xml:space="preserve">Deviation</w:t>
+            </w:r>
+          </w:p>
+          <w:p>
+            <w:pPr>
+              <w:spacing w:after="0"/>
+            </w:pPr>
+            <w:r>
+              <w:rPr>
+                <w:i/>
+                <w:iCs/>
+                <w:color w:val="5F6F80"/>
+                <w:sz w:val="18"/>
+                <w:szCs w:val="18"/>
+              </w:rPr>
+              <w:t xml:space="preserve">Desviación</w:t>
+            </w:r>
+          </w:p>
+        </w:tc>
+        <w:tc>
+          <w:tcPr>
+            <w:tcW w:type="dxa" w:w="3160"/>
+            <w:tcMar>
+              <w:top w:type="dxa" w:w="80"/>
+              <w:left w:type="dxa" w:w="100"/>
+              <w:bottom w:type="dxa" w:w="80"/>
+              <w:right w:type="dxa" w:w="100"/>
+            </w:tcMar>
+            <w:vAlign w:val="top"/>
+          </w:tcPr>
+          <w:p>
+            <w:pPr>
+              <w:spacing w:after="0"/>
+            </w:pPr>
+            <w:r>
+              <w:rPr>
+                <w:sz w:val="20"/>
+                <w:szCs w:val="20"/>
+              </w:rPr>
+              <w:t xml:space="preserve">How far a number is from the mean.</w:t>
+            </w:r>
+          </w:p>
+        </w:tc>
+        <w:tc>
+          <w:tcPr>
+            <w:tcW w:type="dxa" w:w="2200"/>
+            <w:tcMar>
+              <w:top w:type="dxa" w:w="80"/>
+              <w:left w:type="dxa" w:w="100"/>
+              <w:bottom w:type="dxa" w:w="80"/>
+              <w:right w:type="dxa" w:w="100"/>
+            </w:tcMar>
+            <w:vAlign w:val="top"/>
+          </w:tcPr>
+          <w:p>
+            <w:pPr>
+              <w:spacing w:after="40"/>
+            </w:pPr>
             <w:r>
               <w:rPr>
                 <w:i/>
@@ -363,89 +659,41 @@
                 <w:sz w:val="19"/>
                 <w:szCs w:val="19"/>
               </w:rPr>
-              <w:t xml:space="preserve">   Desviación media absoluta</w:t>
-            </w:r>
-          </w:p>
+              <w:t xml:space="preserve">Not Deviation: write a counter-example that breaks the definition.</w:t>
+            </w:r>
+          </w:p>
+          <w:p>
+            <w:pPr>
+              <w:pBdr>
+                <w:bottom w:val="single" w:color="AFBECC" w:sz="6"/>
+              </w:pBdr>
+              <w:spacing w:after="30" w:before="150"/>
+            </w:pPr>
+            <w:r>
+              <w:t xml:space="preserve"/>
+            </w:r>
+          </w:p>
+        </w:tc>
+        <w:tc>
+          <w:tcPr>
+            <w:tcW w:type="dxa" w:w="2200"/>
+            <w:tcMar>
+              <w:top w:type="dxa" w:w="80"/>
+              <w:left w:type="dxa" w:w="100"/>
+              <w:bottom w:type="dxa" w:w="80"/>
+              <w:right w:type="dxa" w:w="100"/>
+            </w:tcMar>
+            <w:vAlign w:val="top"/>
+          </w:tcPr>
           <w:p>
             <w:pPr>
               <w:spacing w:after="40"/>
-            </w:pPr>
-            <w:r>
-              <w:rPr>
-                <w:sz w:val="21"/>
-                <w:szCs w:val="21"/>
-              </w:rPr>
-              <w:t xml:space="preserve">The average distance of data values from the mean; it describes spread.</w:t>
-            </w:r>
-          </w:p>
-          <w:p>
-            <w:pPr>
-              <w:spacing w:after="0"/>
-            </w:pPr>
-            <w:r>
-              <w:rPr>
-                <w:b/>
-                <w:bCs/>
-                <w:color w:val="1FA6A2"/>
-                <w:sz w:val="18"/>
-                <w:szCs w:val="18"/>
-              </w:rPr>
-              <w:t xml:space="preserve">Example:  </w:t>
-            </w:r>
-            <w:r>
-              <w:rPr>
-                <w:i/>
-                <w:iCs/>
-                <w:color w:val="5F6F80"/>
-                <w:sz w:val="18"/>
-                <w:szCs w:val="18"/>
-              </w:rPr>
-              <w:t xml:space="preserve">MAD = sum of absolute distances from the mean ÷ number of values.</w:t>
-            </w:r>
-          </w:p>
-        </w:tc>
-      </w:tr>
-    </w:tbl>
-    <w:tbl>
-      <w:tblPr>
-        <w:tblW w:type="pct" w:w="100%"/>
-        <w:tblBorders>
-          <w:top w:val="none" w:color="FFFFFF" w:sz="0"/>
-          <w:left w:val="none" w:color="FFFFFF" w:sz="0"/>
-          <w:bottom w:val="single" w:color="C7D2DD" w:sz="4"/>
-          <w:right w:val="none" w:color="FFFFFF" w:sz="0"/>
-          <w:insideH w:val="none" w:color="FFFFFF" w:sz="0"/>
-          <w:insideV w:val="none" w:color="FFFFFF" w:sz="0"/>
-        </w:tblBorders>
-      </w:tblPr>
-      <w:tblGrid>
-        <w:gridCol w:w="1800"/>
-        <w:gridCol w:w="7560"/>
-      </w:tblGrid>
-      <w:tr>
-        <w:trPr>
-          <w:cantSplit/>
-        </w:trPr>
-        <w:tc>
-          <w:tcPr>
-            <w:tcW w:type="dxa" w:w="1800"/>
-            <w:tcMar>
-              <w:top w:type="dxa" w:w="100"/>
-              <w:left w:type="dxa" w:w="40"/>
-              <w:bottom w:type="dxa" w:w="100"/>
-              <w:right w:type="dxa" w:w="120"/>
-            </w:tcMar>
-            <w:vAlign w:val="center"/>
-          </w:tcPr>
-          <w:p>
-            <w:pPr>
-              <w:spacing w:after="0"/>
               <w:jc w:val="center"/>
             </w:pPr>
             <w:r>
               <w:drawing>
                 <wp:inline distT="0" distB="0" distL="0" distR="0">
-                  <wp:extent cx="1047750" cy="790575"/>
+                  <wp:extent cx="876300" cy="657225"/>
                   <wp:effectExtent t="0" r="0" b="0" l="0"/>
                   <wp:docPr id="1" name="" descr="" title=""/>
                   <wp:cNvGraphicFramePr>
@@ -470,7 +718,7 @@
                         <pic:spPr bwMode="auto">
                           <a:xfrm>
                             <a:off x="0" y="0"/>
-                            <a:ext cx="1047750" cy="790575"/>
+                            <a:ext cx="876300" cy="657225"/>
                           </a:xfrm>
                           <a:prstGeom prst="rect">
                             <a:avLst/>
@@ -483,32 +731,108 @@
               </w:drawing>
             </w:r>
           </w:p>
-        </w:tc>
-        <w:tc>
-          <w:tcPr>
-            <w:tcW w:type="dxa" w:w="7560"/>
-            <w:tcMar>
-              <w:top w:type="dxa" w:w="100"/>
-              <w:left w:type="dxa" w:w="40"/>
-              <w:bottom w:type="dxa" w:w="100"/>
-              <w:right w:type="dxa" w:w="40"/>
-            </w:tcMar>
-            <w:vAlign w:val="center"/>
-          </w:tcPr>
-          <w:p>
-            <w:pPr>
-              <w:spacing w:after="50"/>
+          <w:p>
+            <w:pPr>
+              <w:spacing w:after="0"/>
+            </w:pPr>
+            <w:r>
+              <w:rPr>
+                <w:i/>
+                <w:iCs/>
+                <w:color w:val="5F6F80"/>
+                <w:sz w:val="18"/>
+                <w:szCs w:val="18"/>
+              </w:rPr>
+              <w:t xml:space="preserve">If mean = 20 and value = 17, deviation = 17 − 20 = −3 (3 below the mean)</w:t>
+            </w:r>
+          </w:p>
+        </w:tc>
+      </w:tr>
+      <w:tr>
+        <w:trPr>
+          <w:cantSplit/>
+        </w:trPr>
+        <w:tc>
+          <w:tcPr>
+            <w:tcW w:type="dxa" w:w="1800"/>
+            <w:tcMar>
+              <w:top w:type="dxa" w:w="80"/>
+              <w:left w:type="dxa" w:w="100"/>
+              <w:bottom w:type="dxa" w:w="80"/>
+              <w:right w:type="dxa" w:w="100"/>
+            </w:tcMar>
+            <w:vAlign w:val="top"/>
+          </w:tcPr>
+          <w:p>
+            <w:pPr>
+              <w:spacing w:after="30"/>
             </w:pPr>
             <w:r>
               <w:rPr>
                 <w:b/>
                 <w:bCs/>
                 <w:color w:val="12355B"/>
-                <w:sz w:val="24"/>
-                <w:szCs w:val="24"/>
-              </w:rPr>
-              <w:t xml:space="preserve">Deviation</w:t>
-            </w:r>
+                <w:sz w:val="21"/>
+                <w:szCs w:val="21"/>
+              </w:rPr>
+              <w:t xml:space="preserve">Absolute Value</w:t>
+            </w:r>
+          </w:p>
+          <w:p>
+            <w:pPr>
+              <w:spacing w:after="0"/>
+            </w:pPr>
+            <w:r>
+              <w:rPr>
+                <w:i/>
+                <w:iCs/>
+                <w:color w:val="5F6F80"/>
+                <w:sz w:val="18"/>
+                <w:szCs w:val="18"/>
+              </w:rPr>
+              <w:t xml:space="preserve">Valor absoluto</w:t>
+            </w:r>
+          </w:p>
+        </w:tc>
+        <w:tc>
+          <w:tcPr>
+            <w:tcW w:type="dxa" w:w="3160"/>
+            <w:tcMar>
+              <w:top w:type="dxa" w:w="80"/>
+              <w:left w:type="dxa" w:w="100"/>
+              <w:bottom w:type="dxa" w:w="80"/>
+              <w:right w:type="dxa" w:w="100"/>
+            </w:tcMar>
+            <w:vAlign w:val="top"/>
+          </w:tcPr>
+          <w:p>
+            <w:pPr>
+              <w:spacing w:after="0"/>
+            </w:pPr>
+            <w:r>
+              <w:rPr>
+                <w:sz w:val="20"/>
+                <w:szCs w:val="20"/>
+              </w:rPr>
+              <w:t xml:space="preserve">How far a number is from zero. It is never negative.</w:t>
+            </w:r>
+          </w:p>
+        </w:tc>
+        <w:tc>
+          <w:tcPr>
+            <w:tcW w:type="dxa" w:w="2200"/>
+            <w:tcMar>
+              <w:top w:type="dxa" w:w="80"/>
+              <w:left w:type="dxa" w:w="100"/>
+              <w:bottom w:type="dxa" w:w="80"/>
+              <w:right w:type="dxa" w:w="100"/>
+            </w:tcMar>
+            <w:vAlign w:val="top"/>
+          </w:tcPr>
+          <w:p>
+            <w:pPr>
+              <w:spacing w:after="40"/>
+            </w:pPr>
             <w:r>
               <w:rPr>
                 <w:i/>
@@ -517,89 +841,41 @@
                 <w:sz w:val="19"/>
                 <w:szCs w:val="19"/>
               </w:rPr>
-              <w:t xml:space="preserve">   Desviación</w:t>
-            </w:r>
-          </w:p>
+              <w:t xml:space="preserve">Not Absolute Value: write a counter-example that breaks the definition.</w:t>
+            </w:r>
+          </w:p>
+          <w:p>
+            <w:pPr>
+              <w:pBdr>
+                <w:bottom w:val="single" w:color="AFBECC" w:sz="6"/>
+              </w:pBdr>
+              <w:spacing w:after="30" w:before="150"/>
+            </w:pPr>
+            <w:r>
+              <w:t xml:space="preserve"/>
+            </w:r>
+          </w:p>
+        </w:tc>
+        <w:tc>
+          <w:tcPr>
+            <w:tcW w:type="dxa" w:w="2200"/>
+            <w:tcMar>
+              <w:top w:type="dxa" w:w="80"/>
+              <w:left w:type="dxa" w:w="100"/>
+              <w:bottom w:type="dxa" w:w="80"/>
+              <w:right w:type="dxa" w:w="100"/>
+            </w:tcMar>
+            <w:vAlign w:val="top"/>
+          </w:tcPr>
           <w:p>
             <w:pPr>
               <w:spacing w:after="40"/>
-            </w:pPr>
-            <w:r>
-              <w:rPr>
-                <w:sz w:val="21"/>
-                <w:szCs w:val="21"/>
-              </w:rPr>
-              <w:t xml:space="preserve">How far a number is from the mean.</w:t>
-            </w:r>
-          </w:p>
-          <w:p>
-            <w:pPr>
-              <w:spacing w:after="0"/>
-            </w:pPr>
-            <w:r>
-              <w:rPr>
-                <w:b/>
-                <w:bCs/>
-                <w:color w:val="1FA6A2"/>
-                <w:sz w:val="18"/>
-                <w:szCs w:val="18"/>
-              </w:rPr>
-              <w:t xml:space="preserve">Example:  </w:t>
-            </w:r>
-            <w:r>
-              <w:rPr>
-                <w:i/>
-                <w:iCs/>
-                <w:color w:val="5F6F80"/>
-                <w:sz w:val="18"/>
-                <w:szCs w:val="18"/>
-              </w:rPr>
-              <w:t xml:space="preserve">If mean = 20 and value = 17, deviation = 17 − 20 = −3 (3 below the mean)</w:t>
-            </w:r>
-          </w:p>
-        </w:tc>
-      </w:tr>
-    </w:tbl>
-    <w:tbl>
-      <w:tblPr>
-        <w:tblW w:type="pct" w:w="100%"/>
-        <w:tblBorders>
-          <w:top w:val="none" w:color="FFFFFF" w:sz="0"/>
-          <w:left w:val="none" w:color="FFFFFF" w:sz="0"/>
-          <w:bottom w:val="single" w:color="C7D2DD" w:sz="4"/>
-          <w:right w:val="none" w:color="FFFFFF" w:sz="0"/>
-          <w:insideH w:val="none" w:color="FFFFFF" w:sz="0"/>
-          <w:insideV w:val="none" w:color="FFFFFF" w:sz="0"/>
-        </w:tblBorders>
-      </w:tblPr>
-      <w:tblGrid>
-        <w:gridCol w:w="1800"/>
-        <w:gridCol w:w="7560"/>
-      </w:tblGrid>
-      <w:tr>
-        <w:trPr>
-          <w:cantSplit/>
-        </w:trPr>
-        <w:tc>
-          <w:tcPr>
-            <w:tcW w:type="dxa" w:w="1800"/>
-            <w:tcMar>
-              <w:top w:type="dxa" w:w="100"/>
-              <w:left w:type="dxa" w:w="40"/>
-              <w:bottom w:type="dxa" w:w="100"/>
-              <w:right w:type="dxa" w:w="120"/>
-            </w:tcMar>
-            <w:vAlign w:val="center"/>
-          </w:tcPr>
-          <w:p>
-            <w:pPr>
-              <w:spacing w:after="0"/>
               <w:jc w:val="center"/>
             </w:pPr>
             <w:r>
               <w:drawing>
                 <wp:inline distT="0" distB="0" distL="0" distR="0">
-                  <wp:extent cx="1047750" cy="790575"/>
+                  <wp:extent cx="876300" cy="657225"/>
                   <wp:effectExtent t="0" r="0" b="0" l="0"/>
                   <wp:docPr id="1" name="" descr="" title=""/>
                   <wp:cNvGraphicFramePr>
@@ -624,7 +900,7 @@
                         <pic:spPr bwMode="auto">
                           <a:xfrm>
                             <a:off x="0" y="0"/>
-                            <a:ext cx="1047750" cy="790575"/>
+                            <a:ext cx="876300" cy="657225"/>
                           </a:xfrm>
                           <a:prstGeom prst="rect">
                             <a:avLst/>
@@ -637,32 +913,108 @@
               </w:drawing>
             </w:r>
           </w:p>
-        </w:tc>
-        <w:tc>
-          <w:tcPr>
-            <w:tcW w:type="dxa" w:w="7560"/>
-            <w:tcMar>
-              <w:top w:type="dxa" w:w="100"/>
-              <w:left w:type="dxa" w:w="40"/>
-              <w:bottom w:type="dxa" w:w="100"/>
-              <w:right w:type="dxa" w:w="40"/>
-            </w:tcMar>
-            <w:vAlign w:val="center"/>
-          </w:tcPr>
-          <w:p>
-            <w:pPr>
-              <w:spacing w:after="50"/>
+          <w:p>
+            <w:pPr>
+              <w:spacing w:after="0"/>
+            </w:pPr>
+            <w:r>
+              <w:rPr>
+                <w:i/>
+                <w:iCs/>
+                <w:color w:val="5F6F80"/>
+                <w:sz w:val="18"/>
+                <w:szCs w:val="18"/>
+              </w:rPr>
+              <w:t xml:space="preserve">|−3| = 3 and |3| = 3 — both are 3 units from zero</w:t>
+            </w:r>
+          </w:p>
+        </w:tc>
+      </w:tr>
+      <w:tr>
+        <w:trPr>
+          <w:cantSplit/>
+        </w:trPr>
+        <w:tc>
+          <w:tcPr>
+            <w:tcW w:type="dxa" w:w="1800"/>
+            <w:tcMar>
+              <w:top w:type="dxa" w:w="80"/>
+              <w:left w:type="dxa" w:w="100"/>
+              <w:bottom w:type="dxa" w:w="80"/>
+              <w:right w:type="dxa" w:w="100"/>
+            </w:tcMar>
+            <w:vAlign w:val="top"/>
+          </w:tcPr>
+          <w:p>
+            <w:pPr>
+              <w:spacing w:after="30"/>
             </w:pPr>
             <w:r>
               <w:rPr>
                 <w:b/>
                 <w:bCs/>
                 <w:color w:val="12355B"/>
-                <w:sz w:val="24"/>
-                <w:szCs w:val="24"/>
-              </w:rPr>
-              <w:t xml:space="preserve">Absolute Value</w:t>
-            </w:r>
+                <w:sz w:val="21"/>
+                <w:szCs w:val="21"/>
+              </w:rPr>
+              <w:t xml:space="preserve">Spread</w:t>
+            </w:r>
+          </w:p>
+          <w:p>
+            <w:pPr>
+              <w:spacing w:after="0"/>
+            </w:pPr>
+            <w:r>
+              <w:rPr>
+                <w:i/>
+                <w:iCs/>
+                <w:color w:val="5F6F80"/>
+                <w:sz w:val="18"/>
+                <w:szCs w:val="18"/>
+              </w:rPr>
+              <w:t xml:space="preserve">Dispersión</w:t>
+            </w:r>
+          </w:p>
+        </w:tc>
+        <w:tc>
+          <w:tcPr>
+            <w:tcW w:type="dxa" w:w="3160"/>
+            <w:tcMar>
+              <w:top w:type="dxa" w:w="80"/>
+              <w:left w:type="dxa" w:w="100"/>
+              <w:bottom w:type="dxa" w:w="80"/>
+              <w:right w:type="dxa" w:w="100"/>
+            </w:tcMar>
+            <w:vAlign w:val="top"/>
+          </w:tcPr>
+          <w:p>
+            <w:pPr>
+              <w:spacing w:after="0"/>
+            </w:pPr>
+            <w:r>
+              <w:rPr>
+                <w:sz w:val="20"/>
+                <w:szCs w:val="20"/>
+              </w:rPr>
+              <w:t xml:space="preserve">How far apart the numbers are.</w:t>
+            </w:r>
+          </w:p>
+        </w:tc>
+        <w:tc>
+          <w:tcPr>
+            <w:tcW w:type="dxa" w:w="2200"/>
+            <w:tcMar>
+              <w:top w:type="dxa" w:w="80"/>
+              <w:left w:type="dxa" w:w="100"/>
+              <w:bottom w:type="dxa" w:w="80"/>
+              <w:right w:type="dxa" w:w="100"/>
+            </w:tcMar>
+            <w:vAlign w:val="top"/>
+          </w:tcPr>
+          <w:p>
+            <w:pPr>
+              <w:spacing w:after="40"/>
+            </w:pPr>
             <w:r>
               <w:rPr>
                 <w:i/>
@@ -671,89 +1023,41 @@
                 <w:sz w:val="19"/>
                 <w:szCs w:val="19"/>
               </w:rPr>
-              <w:t xml:space="preserve">   Valor absoluto</w:t>
-            </w:r>
-          </w:p>
+              <w:t xml:space="preserve">Not Spread: write a counter-example that breaks the definition.</w:t>
+            </w:r>
+          </w:p>
+          <w:p>
+            <w:pPr>
+              <w:pBdr>
+                <w:bottom w:val="single" w:color="AFBECC" w:sz="6"/>
+              </w:pBdr>
+              <w:spacing w:after="30" w:before="150"/>
+            </w:pPr>
+            <w:r>
+              <w:t xml:space="preserve"/>
+            </w:r>
+          </w:p>
+        </w:tc>
+        <w:tc>
+          <w:tcPr>
+            <w:tcW w:type="dxa" w:w="2200"/>
+            <w:tcMar>
+              <w:top w:type="dxa" w:w="80"/>
+              <w:left w:type="dxa" w:w="100"/>
+              <w:bottom w:type="dxa" w:w="80"/>
+              <w:right w:type="dxa" w:w="100"/>
+            </w:tcMar>
+            <w:vAlign w:val="top"/>
+          </w:tcPr>
           <w:p>
             <w:pPr>
               <w:spacing w:after="40"/>
-            </w:pPr>
-            <w:r>
-              <w:rPr>
-                <w:sz w:val="21"/>
-                <w:szCs w:val="21"/>
-              </w:rPr>
-              <w:t xml:space="preserve">How far a number is from zero. It is never negative.</w:t>
-            </w:r>
-          </w:p>
-          <w:p>
-            <w:pPr>
-              <w:spacing w:after="0"/>
-            </w:pPr>
-            <w:r>
-              <w:rPr>
-                <w:b/>
-                <w:bCs/>
-                <w:color w:val="1FA6A2"/>
-                <w:sz w:val="18"/>
-                <w:szCs w:val="18"/>
-              </w:rPr>
-              <w:t xml:space="preserve">Example:  </w:t>
-            </w:r>
-            <w:r>
-              <w:rPr>
-                <w:i/>
-                <w:iCs/>
-                <w:color w:val="5F6F80"/>
-                <w:sz w:val="18"/>
-                <w:szCs w:val="18"/>
-              </w:rPr>
-              <w:t xml:space="preserve">|−3| = 3 and |3| = 3 — both are 3 units from zero</w:t>
-            </w:r>
-          </w:p>
-        </w:tc>
-      </w:tr>
-    </w:tbl>
-    <w:tbl>
-      <w:tblPr>
-        <w:tblW w:type="pct" w:w="100%"/>
-        <w:tblBorders>
-          <w:top w:val="none" w:color="FFFFFF" w:sz="0"/>
-          <w:left w:val="none" w:color="FFFFFF" w:sz="0"/>
-          <w:bottom w:val="single" w:color="C7D2DD" w:sz="4"/>
-          <w:right w:val="none" w:color="FFFFFF" w:sz="0"/>
-          <w:insideH w:val="none" w:color="FFFFFF" w:sz="0"/>
-          <w:insideV w:val="none" w:color="FFFFFF" w:sz="0"/>
-        </w:tblBorders>
-      </w:tblPr>
-      <w:tblGrid>
-        <w:gridCol w:w="1800"/>
-        <w:gridCol w:w="7560"/>
-      </w:tblGrid>
-      <w:tr>
-        <w:trPr>
-          <w:cantSplit/>
-        </w:trPr>
-        <w:tc>
-          <w:tcPr>
-            <w:tcW w:type="dxa" w:w="1800"/>
-            <w:tcMar>
-              <w:top w:type="dxa" w:w="100"/>
-              <w:left w:type="dxa" w:w="40"/>
-              <w:bottom w:type="dxa" w:w="100"/>
-              <w:right w:type="dxa" w:w="120"/>
-            </w:tcMar>
-            <w:vAlign w:val="center"/>
-          </w:tcPr>
-          <w:p>
-            <w:pPr>
-              <w:spacing w:after="0"/>
               <w:jc w:val="center"/>
             </w:pPr>
             <w:r>
               <w:drawing>
                 <wp:inline distT="0" distB="0" distL="0" distR="0">
-                  <wp:extent cx="1047750" cy="790575"/>
+                  <wp:extent cx="876300" cy="657225"/>
                   <wp:effectExtent t="0" r="0" b="0" l="0"/>
                   <wp:docPr id="1" name="" descr="" title=""/>
                   <wp:cNvGraphicFramePr>
@@ -778,7 +1082,7 @@
                         <pic:spPr bwMode="auto">
                           <a:xfrm>
                             <a:off x="0" y="0"/>
-                            <a:ext cx="1047750" cy="790575"/>
+                            <a:ext cx="876300" cy="657225"/>
                           </a:xfrm>
                           <a:prstGeom prst="rect">
                             <a:avLst/>
@@ -791,32 +1095,108 @@
               </w:drawing>
             </w:r>
           </w:p>
-        </w:tc>
-        <w:tc>
-          <w:tcPr>
-            <w:tcW w:type="dxa" w:w="7560"/>
-            <w:tcMar>
-              <w:top w:type="dxa" w:w="100"/>
-              <w:left w:type="dxa" w:w="40"/>
-              <w:bottom w:type="dxa" w:w="100"/>
-              <w:right w:type="dxa" w:w="40"/>
-            </w:tcMar>
-            <w:vAlign w:val="center"/>
-          </w:tcPr>
-          <w:p>
-            <w:pPr>
-              <w:spacing w:after="50"/>
+          <w:p>
+            <w:pPr>
+              <w:spacing w:after="0"/>
+            </w:pPr>
+            <w:r>
+              <w:rPr>
+                <w:i/>
+                <w:iCs/>
+                <w:color w:val="5F6F80"/>
+                <w:sz w:val="18"/>
+                <w:szCs w:val="18"/>
+              </w:rPr>
+              <w:t xml:space="preserve">Low spread: 8, 9, 10, 11 (close together). High spread: 2, 9, 10, 25 (far apart)</w:t>
+            </w:r>
+          </w:p>
+        </w:tc>
+      </w:tr>
+      <w:tr>
+        <w:trPr>
+          <w:cantSplit/>
+        </w:trPr>
+        <w:tc>
+          <w:tcPr>
+            <w:tcW w:type="dxa" w:w="1800"/>
+            <w:tcMar>
+              <w:top w:type="dxa" w:w="80"/>
+              <w:left w:type="dxa" w:w="100"/>
+              <w:bottom w:type="dxa" w:w="80"/>
+              <w:right w:type="dxa" w:w="100"/>
+            </w:tcMar>
+            <w:vAlign w:val="top"/>
+          </w:tcPr>
+          <w:p>
+            <w:pPr>
+              <w:spacing w:after="30"/>
             </w:pPr>
             <w:r>
               <w:rPr>
                 <w:b/>
                 <w:bCs/>
                 <w:color w:val="12355B"/>
-                <w:sz w:val="24"/>
-                <w:szCs w:val="24"/>
-              </w:rPr>
-              <w:t xml:space="preserve">Spread</w:t>
-            </w:r>
+                <w:sz w:val="21"/>
+                <w:szCs w:val="21"/>
+              </w:rPr>
+              <w:t xml:space="preserve">Data distribution</w:t>
+            </w:r>
+          </w:p>
+          <w:p>
+            <w:pPr>
+              <w:spacing w:after="0"/>
+            </w:pPr>
+            <w:r>
+              <w:rPr>
+                <w:i/>
+                <w:iCs/>
+                <w:color w:val="5F6F80"/>
+                <w:sz w:val="18"/>
+                <w:szCs w:val="18"/>
+              </w:rPr>
+              <w:t xml:space="preserve">Distribución de datos</w:t>
+            </w:r>
+          </w:p>
+        </w:tc>
+        <w:tc>
+          <w:tcPr>
+            <w:tcW w:type="dxa" w:w="3160"/>
+            <w:tcMar>
+              <w:top w:type="dxa" w:w="80"/>
+              <w:left w:type="dxa" w:w="100"/>
+              <w:bottom w:type="dxa" w:w="80"/>
+              <w:right w:type="dxa" w:w="100"/>
+            </w:tcMar>
+            <w:vAlign w:val="top"/>
+          </w:tcPr>
+          <w:p>
+            <w:pPr>
+              <w:spacing w:after="0"/>
+            </w:pPr>
+            <w:r>
+              <w:rPr>
+                <w:sz w:val="20"/>
+                <w:szCs w:val="20"/>
+              </w:rPr>
+              <w:t xml:space="preserve">How the data looks: where it sits and how spread out it is.</w:t>
+            </w:r>
+          </w:p>
+        </w:tc>
+        <w:tc>
+          <w:tcPr>
+            <w:tcW w:type="dxa" w:w="2200"/>
+            <w:tcMar>
+              <w:top w:type="dxa" w:w="80"/>
+              <w:left w:type="dxa" w:w="100"/>
+              <w:bottom w:type="dxa" w:w="80"/>
+              <w:right w:type="dxa" w:w="100"/>
+            </w:tcMar>
+            <w:vAlign w:val="top"/>
+          </w:tcPr>
+          <w:p>
+            <w:pPr>
+              <w:spacing w:after="40"/>
+            </w:pPr>
             <w:r>
               <w:rPr>
                 <w:i/>
@@ -825,89 +1205,41 @@
                 <w:sz w:val="19"/>
                 <w:szCs w:val="19"/>
               </w:rPr>
-              <w:t xml:space="preserve">   Dispersión</w:t>
-            </w:r>
-          </w:p>
+              <w:t xml:space="preserve">Not Data distribution: write a counter-example that breaks the definition.</w:t>
+            </w:r>
+          </w:p>
+          <w:p>
+            <w:pPr>
+              <w:pBdr>
+                <w:bottom w:val="single" w:color="AFBECC" w:sz="6"/>
+              </w:pBdr>
+              <w:spacing w:after="30" w:before="150"/>
+            </w:pPr>
+            <w:r>
+              <w:t xml:space="preserve"/>
+            </w:r>
+          </w:p>
+        </w:tc>
+        <w:tc>
+          <w:tcPr>
+            <w:tcW w:type="dxa" w:w="2200"/>
+            <w:tcMar>
+              <w:top w:type="dxa" w:w="80"/>
+              <w:left w:type="dxa" w:w="100"/>
+              <w:bottom w:type="dxa" w:w="80"/>
+              <w:right w:type="dxa" w:w="100"/>
+            </w:tcMar>
+            <w:vAlign w:val="top"/>
+          </w:tcPr>
           <w:p>
             <w:pPr>
               <w:spacing w:after="40"/>
-            </w:pPr>
-            <w:r>
-              <w:rPr>
-                <w:sz w:val="21"/>
-                <w:szCs w:val="21"/>
-              </w:rPr>
-              <w:t xml:space="preserve">How far apart the numbers are.</w:t>
-            </w:r>
-          </w:p>
-          <w:p>
-            <w:pPr>
-              <w:spacing w:after="0"/>
-            </w:pPr>
-            <w:r>
-              <w:rPr>
-                <w:b/>
-                <w:bCs/>
-                <w:color w:val="1FA6A2"/>
-                <w:sz w:val="18"/>
-                <w:szCs w:val="18"/>
-              </w:rPr>
-              <w:t xml:space="preserve">Example:  </w:t>
-            </w:r>
-            <w:r>
-              <w:rPr>
-                <w:i/>
-                <w:iCs/>
-                <w:color w:val="5F6F80"/>
-                <w:sz w:val="18"/>
-                <w:szCs w:val="18"/>
-              </w:rPr>
-              <w:t xml:space="preserve">Low spread: 8, 9, 10, 11 (close together). High spread: 2, 9, 10, 25 (far apart)</w:t>
-            </w:r>
-          </w:p>
-        </w:tc>
-      </w:tr>
-    </w:tbl>
-    <w:tbl>
-      <w:tblPr>
-        <w:tblW w:type="pct" w:w="100%"/>
-        <w:tblBorders>
-          <w:top w:val="none" w:color="FFFFFF" w:sz="0"/>
-          <w:left w:val="none" w:color="FFFFFF" w:sz="0"/>
-          <w:bottom w:val="single" w:color="C7D2DD" w:sz="4"/>
-          <w:right w:val="none" w:color="FFFFFF" w:sz="0"/>
-          <w:insideH w:val="none" w:color="FFFFFF" w:sz="0"/>
-          <w:insideV w:val="none" w:color="FFFFFF" w:sz="0"/>
-        </w:tblBorders>
-      </w:tblPr>
-      <w:tblGrid>
-        <w:gridCol w:w="1800"/>
-        <w:gridCol w:w="7560"/>
-      </w:tblGrid>
-      <w:tr>
-        <w:trPr>
-          <w:cantSplit/>
-        </w:trPr>
-        <w:tc>
-          <w:tcPr>
-            <w:tcW w:type="dxa" w:w="1800"/>
-            <w:tcMar>
-              <w:top w:type="dxa" w:w="100"/>
-              <w:left w:type="dxa" w:w="40"/>
-              <w:bottom w:type="dxa" w:w="100"/>
-              <w:right w:type="dxa" w:w="120"/>
-            </w:tcMar>
-            <w:vAlign w:val="center"/>
-          </w:tcPr>
-          <w:p>
-            <w:pPr>
-              <w:spacing w:after="0"/>
               <w:jc w:val="center"/>
             </w:pPr>
             <w:r>
               <w:drawing>
                 <wp:inline distT="0" distB="0" distL="0" distR="0">
-                  <wp:extent cx="1047750" cy="790575"/>
+                  <wp:extent cx="876300" cy="657225"/>
                   <wp:effectExtent t="0" r="0" b="0" l="0"/>
                   <wp:docPr id="1" name="" descr="" title=""/>
                   <wp:cNvGraphicFramePr>
@@ -932,7 +1264,7 @@
                         <pic:spPr bwMode="auto">
                           <a:xfrm>
                             <a:off x="0" y="0"/>
-                            <a:ext cx="1047750" cy="790575"/>
+                            <a:ext cx="876300" cy="657225"/>
                           </a:xfrm>
                           <a:prstGeom prst="rect">
                             <a:avLst/>
@@ -945,32 +1277,108 @@
               </w:drawing>
             </w:r>
           </w:p>
-        </w:tc>
-        <w:tc>
-          <w:tcPr>
-            <w:tcW w:type="dxa" w:w="7560"/>
-            <w:tcMar>
-              <w:top w:type="dxa" w:w="100"/>
-              <w:left w:type="dxa" w:w="40"/>
-              <w:bottom w:type="dxa" w:w="100"/>
-              <w:right w:type="dxa" w:w="40"/>
-            </w:tcMar>
-            <w:vAlign w:val="center"/>
-          </w:tcPr>
-          <w:p>
-            <w:pPr>
-              <w:spacing w:after="50"/>
+          <w:p>
+            <w:pPr>
+              <w:spacing w:after="0"/>
+            </w:pPr>
+            <w:r>
+              <w:rPr>
+                <w:i/>
+                <w:iCs/>
+                <w:color w:val="5F6F80"/>
+                <w:sz w:val="18"/>
+                <w:szCs w:val="18"/>
+              </w:rPr>
+              <w:t xml:space="preserve">A set clustered tightly around the mean has low MAD; a set spread far from the mean has high MAD</w:t>
+            </w:r>
+          </w:p>
+        </w:tc>
+      </w:tr>
+      <w:tr>
+        <w:trPr>
+          <w:cantSplit/>
+        </w:trPr>
+        <w:tc>
+          <w:tcPr>
+            <w:tcW w:type="dxa" w:w="1800"/>
+            <w:tcMar>
+              <w:top w:type="dxa" w:w="80"/>
+              <w:left w:type="dxa" w:w="100"/>
+              <w:bottom w:type="dxa" w:w="80"/>
+              <w:right w:type="dxa" w:w="100"/>
+            </w:tcMar>
+            <w:vAlign w:val="top"/>
+          </w:tcPr>
+          <w:p>
+            <w:pPr>
+              <w:spacing w:after="30"/>
             </w:pPr>
             <w:r>
               <w:rPr>
                 <w:b/>
                 <w:bCs/>
                 <w:color w:val="12355B"/>
-                <w:sz w:val="24"/>
-                <w:szCs w:val="24"/>
-              </w:rPr>
-              <w:t xml:space="preserve">Data distribution</w:t>
-            </w:r>
+                <w:sz w:val="21"/>
+                <w:szCs w:val="21"/>
+              </w:rPr>
+              <w:t xml:space="preserve">Variability</w:t>
+            </w:r>
+          </w:p>
+          <w:p>
+            <w:pPr>
+              <w:spacing w:after="0"/>
+            </w:pPr>
+            <w:r>
+              <w:rPr>
+                <w:i/>
+                <w:iCs/>
+                <w:color w:val="5F6F80"/>
+                <w:sz w:val="18"/>
+                <w:szCs w:val="18"/>
+              </w:rPr>
+              <w:t xml:space="preserve">Variabilidad</w:t>
+            </w:r>
+          </w:p>
+        </w:tc>
+        <w:tc>
+          <w:tcPr>
+            <w:tcW w:type="dxa" w:w="3160"/>
+            <w:tcMar>
+              <w:top w:type="dxa" w:w="80"/>
+              <w:left w:type="dxa" w:w="100"/>
+              <w:bottom w:type="dxa" w:w="80"/>
+              <w:right w:type="dxa" w:w="100"/>
+            </w:tcMar>
+            <w:vAlign w:val="top"/>
+          </w:tcPr>
+          <w:p>
+            <w:pPr>
+              <w:spacing w:after="0"/>
+            </w:pPr>
+            <w:r>
+              <w:rPr>
+                <w:sz w:val="20"/>
+                <w:szCs w:val="20"/>
+              </w:rPr>
+              <w:t xml:space="preserve">How spread out the numbers are.</w:t>
+            </w:r>
+          </w:p>
+        </w:tc>
+        <w:tc>
+          <w:tcPr>
+            <w:tcW w:type="dxa" w:w="2200"/>
+            <w:tcMar>
+              <w:top w:type="dxa" w:w="80"/>
+              <w:left w:type="dxa" w:w="100"/>
+              <w:bottom w:type="dxa" w:w="80"/>
+              <w:right w:type="dxa" w:w="100"/>
+            </w:tcMar>
+            <w:vAlign w:val="top"/>
+          </w:tcPr>
+          <w:p>
+            <w:pPr>
+              <w:spacing w:after="40"/>
+            </w:pPr>
             <w:r>
               <w:rPr>
                 <w:i/>
@@ -979,89 +1387,41 @@
                 <w:sz w:val="19"/>
                 <w:szCs w:val="19"/>
               </w:rPr>
-              <w:t xml:space="preserve">   Distribución de datos</w:t>
-            </w:r>
-          </w:p>
+              <w:t xml:space="preserve">Not Variability: write a counter-example that breaks the definition.</w:t>
+            </w:r>
+          </w:p>
+          <w:p>
+            <w:pPr>
+              <w:pBdr>
+                <w:bottom w:val="single" w:color="AFBECC" w:sz="6"/>
+              </w:pBdr>
+              <w:spacing w:after="30" w:before="150"/>
+            </w:pPr>
+            <w:r>
+              <w:t xml:space="preserve"/>
+            </w:r>
+          </w:p>
+        </w:tc>
+        <w:tc>
+          <w:tcPr>
+            <w:tcW w:type="dxa" w:w="2200"/>
+            <w:tcMar>
+              <w:top w:type="dxa" w:w="80"/>
+              <w:left w:type="dxa" w:w="100"/>
+              <w:bottom w:type="dxa" w:w="80"/>
+              <w:right w:type="dxa" w:w="100"/>
+            </w:tcMar>
+            <w:vAlign w:val="top"/>
+          </w:tcPr>
           <w:p>
             <w:pPr>
               <w:spacing w:after="40"/>
-            </w:pPr>
-            <w:r>
-              <w:rPr>
-                <w:sz w:val="21"/>
-                <w:szCs w:val="21"/>
-              </w:rPr>
-              <w:t xml:space="preserve">How the data looks: where it sits and how spread out it is.</w:t>
-            </w:r>
-          </w:p>
-          <w:p>
-            <w:pPr>
-              <w:spacing w:after="0"/>
-            </w:pPr>
-            <w:r>
-              <w:rPr>
-                <w:b/>
-                <w:bCs/>
-                <w:color w:val="1FA6A2"/>
-                <w:sz w:val="18"/>
-                <w:szCs w:val="18"/>
-              </w:rPr>
-              <w:t xml:space="preserve">Example:  </w:t>
-            </w:r>
-            <w:r>
-              <w:rPr>
-                <w:i/>
-                <w:iCs/>
-                <w:color w:val="5F6F80"/>
-                <w:sz w:val="18"/>
-                <w:szCs w:val="18"/>
-              </w:rPr>
-              <w:t xml:space="preserve">A set clustered tightly around the mean has low MAD; a set spread far from the mean has high MAD</w:t>
-            </w:r>
-          </w:p>
-        </w:tc>
-      </w:tr>
-    </w:tbl>
-    <w:tbl>
-      <w:tblPr>
-        <w:tblW w:type="pct" w:w="100%"/>
-        <w:tblBorders>
-          <w:top w:val="none" w:color="FFFFFF" w:sz="0"/>
-          <w:left w:val="none" w:color="FFFFFF" w:sz="0"/>
-          <w:bottom w:val="single" w:color="C7D2DD" w:sz="4"/>
-          <w:right w:val="none" w:color="FFFFFF" w:sz="0"/>
-          <w:insideH w:val="none" w:color="FFFFFF" w:sz="0"/>
-          <w:insideV w:val="none" w:color="FFFFFF" w:sz="0"/>
-        </w:tblBorders>
-      </w:tblPr>
-      <w:tblGrid>
-        <w:gridCol w:w="1800"/>
-        <w:gridCol w:w="7560"/>
-      </w:tblGrid>
-      <w:tr>
-        <w:trPr>
-          <w:cantSplit/>
-        </w:trPr>
-        <w:tc>
-          <w:tcPr>
-            <w:tcW w:type="dxa" w:w="1800"/>
-            <w:tcMar>
-              <w:top w:type="dxa" w:w="100"/>
-              <w:left w:type="dxa" w:w="40"/>
-              <w:bottom w:type="dxa" w:w="100"/>
-              <w:right w:type="dxa" w:w="120"/>
-            </w:tcMar>
-            <w:vAlign w:val="center"/>
-          </w:tcPr>
-          <w:p>
-            <w:pPr>
-              <w:spacing w:after="0"/>
               <w:jc w:val="center"/>
             </w:pPr>
             <w:r>
               <w:drawing>
                 <wp:inline distT="0" distB="0" distL="0" distR="0">
-                  <wp:extent cx="1047750" cy="790575"/>
+                  <wp:extent cx="876300" cy="657225"/>
                   <wp:effectExtent t="0" r="0" b="0" l="0"/>
                   <wp:docPr id="1" name="" descr="" title=""/>
                   <wp:cNvGraphicFramePr>
@@ -1086,7 +1446,7 @@
                         <pic:spPr bwMode="auto">
                           <a:xfrm>
                             <a:off x="0" y="0"/>
-                            <a:ext cx="1047750" cy="790575"/>
+                            <a:ext cx="876300" cy="657225"/>
                           </a:xfrm>
                           <a:prstGeom prst="rect">
                             <a:avLst/>
@@ -1099,32 +1459,108 @@
               </w:drawing>
             </w:r>
           </w:p>
-        </w:tc>
-        <w:tc>
-          <w:tcPr>
-            <w:tcW w:type="dxa" w:w="7560"/>
-            <w:tcMar>
-              <w:top w:type="dxa" w:w="100"/>
-              <w:left w:type="dxa" w:w="40"/>
-              <w:bottom w:type="dxa" w:w="100"/>
-              <w:right w:type="dxa" w:w="40"/>
-            </w:tcMar>
-            <w:vAlign w:val="center"/>
-          </w:tcPr>
-          <w:p>
-            <w:pPr>
-              <w:spacing w:after="50"/>
+          <w:p>
+            <w:pPr>
+              <w:spacing w:after="0"/>
+            </w:pPr>
+            <w:r>
+              <w:rPr>
+                <w:i/>
+                <w:iCs/>
+                <w:color w:val="5F6F80"/>
+                <w:sz w:val="18"/>
+                <w:szCs w:val="18"/>
+              </w:rPr>
+              <w:t xml:space="preserve">Low variability (MAD = 1): very consistent. High variability (MAD = 8): very spread out</w:t>
+            </w:r>
+          </w:p>
+        </w:tc>
+      </w:tr>
+      <w:tr>
+        <w:trPr>
+          <w:cantSplit/>
+        </w:trPr>
+        <w:tc>
+          <w:tcPr>
+            <w:tcW w:type="dxa" w:w="1800"/>
+            <w:tcMar>
+              <w:top w:type="dxa" w:w="80"/>
+              <w:left w:type="dxa" w:w="100"/>
+              <w:bottom w:type="dxa" w:w="80"/>
+              <w:right w:type="dxa" w:w="100"/>
+            </w:tcMar>
+            <w:vAlign w:val="top"/>
+          </w:tcPr>
+          <w:p>
+            <w:pPr>
+              <w:spacing w:after="30"/>
             </w:pPr>
             <w:r>
               <w:rPr>
                 <w:b/>
                 <w:bCs/>
                 <w:color w:val="12355B"/>
-                <w:sz w:val="24"/>
-                <w:szCs w:val="24"/>
-              </w:rPr>
-              <w:t xml:space="preserve">Variability</w:t>
-            </w:r>
+                <w:sz w:val="21"/>
+                <w:szCs w:val="21"/>
+              </w:rPr>
+              <w:t xml:space="preserve">Mean</w:t>
+            </w:r>
+          </w:p>
+          <w:p>
+            <w:pPr>
+              <w:spacing w:after="0"/>
+            </w:pPr>
+            <w:r>
+              <w:rPr>
+                <w:i/>
+                <w:iCs/>
+                <w:color w:val="5F6F80"/>
+                <w:sz w:val="18"/>
+                <w:szCs w:val="18"/>
+              </w:rPr>
+              <w:t xml:space="preserve">Media</w:t>
+            </w:r>
+          </w:p>
+        </w:tc>
+        <w:tc>
+          <w:tcPr>
+            <w:tcW w:type="dxa" w:w="3160"/>
+            <w:tcMar>
+              <w:top w:type="dxa" w:w="80"/>
+              <w:left w:type="dxa" w:w="100"/>
+              <w:bottom w:type="dxa" w:w="80"/>
+              <w:right w:type="dxa" w:w="100"/>
+            </w:tcMar>
+            <w:vAlign w:val="top"/>
+          </w:tcPr>
+          <w:p>
+            <w:pPr>
+              <w:spacing w:after="0"/>
+            </w:pPr>
+            <w:r>
+              <w:rPr>
+                <w:sz w:val="20"/>
+                <w:szCs w:val="20"/>
+              </w:rPr>
+              <w:t xml:space="preserve">The total shared equally among all the values.</w:t>
+            </w:r>
+          </w:p>
+        </w:tc>
+        <w:tc>
+          <w:tcPr>
+            <w:tcW w:type="dxa" w:w="2200"/>
+            <w:tcMar>
+              <w:top w:type="dxa" w:w="80"/>
+              <w:left w:type="dxa" w:w="100"/>
+              <w:bottom w:type="dxa" w:w="80"/>
+              <w:right w:type="dxa" w:w="100"/>
+            </w:tcMar>
+            <w:vAlign w:val="top"/>
+          </w:tcPr>
+          <w:p>
+            <w:pPr>
+              <w:spacing w:after="40"/>
+            </w:pPr>
             <w:r>
               <w:rPr>
                 <w:i/>
@@ -1133,89 +1569,41 @@
                 <w:sz w:val="19"/>
                 <w:szCs w:val="19"/>
               </w:rPr>
-              <w:t xml:space="preserve">   Variabilidad</w:t>
-            </w:r>
-          </w:p>
+              <w:t xml:space="preserve">Not Mean: write a counter-example that breaks the definition.</w:t>
+            </w:r>
+          </w:p>
+          <w:p>
+            <w:pPr>
+              <w:pBdr>
+                <w:bottom w:val="single" w:color="AFBECC" w:sz="6"/>
+              </w:pBdr>
+              <w:spacing w:after="30" w:before="150"/>
+            </w:pPr>
+            <w:r>
+              <w:t xml:space="preserve"/>
+            </w:r>
+          </w:p>
+        </w:tc>
+        <w:tc>
+          <w:tcPr>
+            <w:tcW w:type="dxa" w:w="2200"/>
+            <w:tcMar>
+              <w:top w:type="dxa" w:w="80"/>
+              <w:left w:type="dxa" w:w="100"/>
+              <w:bottom w:type="dxa" w:w="80"/>
+              <w:right w:type="dxa" w:w="100"/>
+            </w:tcMar>
+            <w:vAlign w:val="top"/>
+          </w:tcPr>
           <w:p>
             <w:pPr>
               <w:spacing w:after="40"/>
-            </w:pPr>
-            <w:r>
-              <w:rPr>
-                <w:sz w:val="21"/>
-                <w:szCs w:val="21"/>
-              </w:rPr>
-              <w:t xml:space="preserve">How spread out the numbers are.</w:t>
-            </w:r>
-          </w:p>
-          <w:p>
-            <w:pPr>
-              <w:spacing w:after="0"/>
-            </w:pPr>
-            <w:r>
-              <w:rPr>
-                <w:b/>
-                <w:bCs/>
-                <w:color w:val="1FA6A2"/>
-                <w:sz w:val="18"/>
-                <w:szCs w:val="18"/>
-              </w:rPr>
-              <w:t xml:space="preserve">Example:  </w:t>
-            </w:r>
-            <w:r>
-              <w:rPr>
-                <w:i/>
-                <w:iCs/>
-                <w:color w:val="5F6F80"/>
-                <w:sz w:val="18"/>
-                <w:szCs w:val="18"/>
-              </w:rPr>
-              <w:t xml:space="preserve">Low variability (MAD = 1): very consistent. High variability (MAD = 8): very spread out</w:t>
-            </w:r>
-          </w:p>
-        </w:tc>
-      </w:tr>
-    </w:tbl>
-    <w:tbl>
-      <w:tblPr>
-        <w:tblW w:type="pct" w:w="100%"/>
-        <w:tblBorders>
-          <w:top w:val="none" w:color="FFFFFF" w:sz="0"/>
-          <w:left w:val="none" w:color="FFFFFF" w:sz="0"/>
-          <w:bottom w:val="single" w:color="C7D2DD" w:sz="4"/>
-          <w:right w:val="none" w:color="FFFFFF" w:sz="0"/>
-          <w:insideH w:val="none" w:color="FFFFFF" w:sz="0"/>
-          <w:insideV w:val="none" w:color="FFFFFF" w:sz="0"/>
-        </w:tblBorders>
-      </w:tblPr>
-      <w:tblGrid>
-        <w:gridCol w:w="1800"/>
-        <w:gridCol w:w="7560"/>
-      </w:tblGrid>
-      <w:tr>
-        <w:trPr>
-          <w:cantSplit/>
-        </w:trPr>
-        <w:tc>
-          <w:tcPr>
-            <w:tcW w:type="dxa" w:w="1800"/>
-            <w:tcMar>
-              <w:top w:type="dxa" w:w="100"/>
-              <w:left w:type="dxa" w:w="40"/>
-              <w:bottom w:type="dxa" w:w="100"/>
-              <w:right w:type="dxa" w:w="120"/>
-            </w:tcMar>
-            <w:vAlign w:val="center"/>
-          </w:tcPr>
-          <w:p>
-            <w:pPr>
-              <w:spacing w:after="0"/>
               <w:jc w:val="center"/>
             </w:pPr>
             <w:r>
               <w:drawing>
                 <wp:inline distT="0" distB="0" distL="0" distR="0">
-                  <wp:extent cx="1047750" cy="790575"/>
+                  <wp:extent cx="876300" cy="657225"/>
                   <wp:effectExtent t="0" r="0" b="0" l="0"/>
                   <wp:docPr id="1" name="" descr="" title=""/>
                   <wp:cNvGraphicFramePr>
@@ -1240,7 +1628,7 @@
                         <pic:spPr bwMode="auto">
                           <a:xfrm>
                             <a:off x="0" y="0"/>
-                            <a:ext cx="1047750" cy="790575"/>
+                            <a:ext cx="876300" cy="657225"/>
                           </a:xfrm>
                           <a:prstGeom prst="rect">
                             <a:avLst/>
@@ -1253,32 +1641,108 @@
               </w:drawing>
             </w:r>
           </w:p>
-        </w:tc>
-        <w:tc>
-          <w:tcPr>
-            <w:tcW w:type="dxa" w:w="7560"/>
-            <w:tcMar>
-              <w:top w:type="dxa" w:w="100"/>
-              <w:left w:type="dxa" w:w="40"/>
-              <w:bottom w:type="dxa" w:w="100"/>
-              <w:right w:type="dxa" w:w="40"/>
-            </w:tcMar>
-            <w:vAlign w:val="center"/>
-          </w:tcPr>
-          <w:p>
-            <w:pPr>
-              <w:spacing w:after="50"/>
+          <w:p>
+            <w:pPr>
+              <w:spacing w:after="0"/>
+            </w:pPr>
+            <w:r>
+              <w:rPr>
+                <w:i/>
+                <w:iCs/>
+                <w:color w:val="5F6F80"/>
+                <w:sz w:val="18"/>
+                <w:szCs w:val="18"/>
+              </w:rPr>
+              <w:t xml:space="preserve">Add the values, then divide by how many there are.</w:t>
+            </w:r>
+          </w:p>
+        </w:tc>
+      </w:tr>
+      <w:tr>
+        <w:trPr>
+          <w:cantSplit/>
+        </w:trPr>
+        <w:tc>
+          <w:tcPr>
+            <w:tcW w:type="dxa" w:w="1800"/>
+            <w:tcMar>
+              <w:top w:type="dxa" w:w="80"/>
+              <w:left w:type="dxa" w:w="100"/>
+              <w:bottom w:type="dxa" w:w="80"/>
+              <w:right w:type="dxa" w:w="100"/>
+            </w:tcMar>
+            <w:vAlign w:val="top"/>
+          </w:tcPr>
+          <w:p>
+            <w:pPr>
+              <w:spacing w:after="30"/>
             </w:pPr>
             <w:r>
               <w:rPr>
                 <w:b/>
                 <w:bCs/>
                 <w:color w:val="12355B"/>
-                <w:sz w:val="24"/>
-                <w:szCs w:val="24"/>
-              </w:rPr>
-              <w:t xml:space="preserve">Mean</w:t>
-            </w:r>
+                <w:sz w:val="21"/>
+                <w:szCs w:val="21"/>
+              </w:rPr>
+              <w:t xml:space="preserve">Variation</w:t>
+            </w:r>
+          </w:p>
+          <w:p>
+            <w:pPr>
+              <w:spacing w:after="0"/>
+            </w:pPr>
+            <w:r>
+              <w:rPr>
+                <w:i/>
+                <w:iCs/>
+                <w:color w:val="5F6F80"/>
+                <w:sz w:val="18"/>
+                <w:szCs w:val="18"/>
+              </w:rPr>
+              <w:t xml:space="preserve">Variación</w:t>
+            </w:r>
+          </w:p>
+        </w:tc>
+        <w:tc>
+          <w:tcPr>
+            <w:tcW w:type="dxa" w:w="3160"/>
+            <w:tcMar>
+              <w:top w:type="dxa" w:w="80"/>
+              <w:left w:type="dxa" w:w="100"/>
+              <w:bottom w:type="dxa" w:w="80"/>
+              <w:right w:type="dxa" w:w="100"/>
+            </w:tcMar>
+            <w:vAlign w:val="top"/>
+          </w:tcPr>
+          <w:p>
+            <w:pPr>
+              <w:spacing w:after="0"/>
+            </w:pPr>
+            <w:r>
+              <w:rPr>
+                <w:sz w:val="20"/>
+                <w:szCs w:val="20"/>
+              </w:rPr>
+              <w:t xml:space="preserve">How much the values in a data set differ from one another.</w:t>
+            </w:r>
+          </w:p>
+        </w:tc>
+        <w:tc>
+          <w:tcPr>
+            <w:tcW w:type="dxa" w:w="2200"/>
+            <w:tcMar>
+              <w:top w:type="dxa" w:w="80"/>
+              <w:left w:type="dxa" w:w="100"/>
+              <w:bottom w:type="dxa" w:w="80"/>
+              <w:right w:type="dxa" w:w="100"/>
+            </w:tcMar>
+            <w:vAlign w:val="top"/>
+          </w:tcPr>
+          <w:p>
+            <w:pPr>
+              <w:spacing w:after="40"/>
+            </w:pPr>
             <w:r>
               <w:rPr>
                 <w:i/>
@@ -1287,89 +1751,41 @@
                 <w:sz w:val="19"/>
                 <w:szCs w:val="19"/>
               </w:rPr>
-              <w:t xml:space="preserve">   Media</w:t>
-            </w:r>
-          </w:p>
+              <w:t xml:space="preserve">Not Variation: write a counter-example that breaks the definition.</w:t>
+            </w:r>
+          </w:p>
+          <w:p>
+            <w:pPr>
+              <w:pBdr>
+                <w:bottom w:val="single" w:color="AFBECC" w:sz="6"/>
+              </w:pBdr>
+              <w:spacing w:after="30" w:before="150"/>
+            </w:pPr>
+            <w:r>
+              <w:t xml:space="preserve"/>
+            </w:r>
+          </w:p>
+        </w:tc>
+        <w:tc>
+          <w:tcPr>
+            <w:tcW w:type="dxa" w:w="2200"/>
+            <w:tcMar>
+              <w:top w:type="dxa" w:w="80"/>
+              <w:left w:type="dxa" w:w="100"/>
+              <w:bottom w:type="dxa" w:w="80"/>
+              <w:right w:type="dxa" w:w="100"/>
+            </w:tcMar>
+            <w:vAlign w:val="top"/>
+          </w:tcPr>
           <w:p>
             <w:pPr>
               <w:spacing w:after="40"/>
-            </w:pPr>
-            <w:r>
-              <w:rPr>
-                <w:sz w:val="21"/>
-                <w:szCs w:val="21"/>
-              </w:rPr>
-              <w:t xml:space="preserve">The total shared equally among all the values.</w:t>
-            </w:r>
-          </w:p>
-          <w:p>
-            <w:pPr>
-              <w:spacing w:after="0"/>
-            </w:pPr>
-            <w:r>
-              <w:rPr>
-                <w:b/>
-                <w:bCs/>
-                <w:color w:val="1FA6A2"/>
-                <w:sz w:val="18"/>
-                <w:szCs w:val="18"/>
-              </w:rPr>
-              <w:t xml:space="preserve">Example:  </w:t>
-            </w:r>
-            <w:r>
-              <w:rPr>
-                <w:i/>
-                <w:iCs/>
-                <w:color w:val="5F6F80"/>
-                <w:sz w:val="18"/>
-                <w:szCs w:val="18"/>
-              </w:rPr>
-              <w:t xml:space="preserve">Add the values, then divide by how many there are.</w:t>
-            </w:r>
-          </w:p>
-        </w:tc>
-      </w:tr>
-    </w:tbl>
-    <w:tbl>
-      <w:tblPr>
-        <w:tblW w:type="pct" w:w="100%"/>
-        <w:tblBorders>
-          <w:top w:val="none" w:color="FFFFFF" w:sz="0"/>
-          <w:left w:val="none" w:color="FFFFFF" w:sz="0"/>
-          <w:bottom w:val="single" w:color="C7D2DD" w:sz="4"/>
-          <w:right w:val="none" w:color="FFFFFF" w:sz="0"/>
-          <w:insideH w:val="none" w:color="FFFFFF" w:sz="0"/>
-          <w:insideV w:val="none" w:color="FFFFFF" w:sz="0"/>
-        </w:tblBorders>
-      </w:tblPr>
-      <w:tblGrid>
-        <w:gridCol w:w="1800"/>
-        <w:gridCol w:w="7560"/>
-      </w:tblGrid>
-      <w:tr>
-        <w:trPr>
-          <w:cantSplit/>
-        </w:trPr>
-        <w:tc>
-          <w:tcPr>
-            <w:tcW w:type="dxa" w:w="1800"/>
-            <w:tcMar>
-              <w:top w:type="dxa" w:w="100"/>
-              <w:left w:type="dxa" w:w="40"/>
-              <w:bottom w:type="dxa" w:w="100"/>
-              <w:right w:type="dxa" w:w="120"/>
-            </w:tcMar>
-            <w:vAlign w:val="center"/>
-          </w:tcPr>
-          <w:p>
-            <w:pPr>
-              <w:spacing w:after="0"/>
               <w:jc w:val="center"/>
             </w:pPr>
             <w:r>
               <w:drawing>
                 <wp:inline distT="0" distB="0" distL="0" distR="0">
-                  <wp:extent cx="1047750" cy="790575"/>
+                  <wp:extent cx="876300" cy="657225"/>
                   <wp:effectExtent t="0" r="0" b="0" l="0"/>
                   <wp:docPr id="1" name="" descr="" title=""/>
                   <wp:cNvGraphicFramePr>
@@ -1394,7 +1810,7 @@
                         <pic:spPr bwMode="auto">
                           <a:xfrm>
                             <a:off x="0" y="0"/>
-                            <a:ext cx="1047750" cy="790575"/>
+                            <a:ext cx="876300" cy="657225"/>
                           </a:xfrm>
                           <a:prstGeom prst="rect">
                             <a:avLst/>
@@ -1407,69 +1823,10 @@
               </w:drawing>
             </w:r>
           </w:p>
-        </w:tc>
-        <w:tc>
-          <w:tcPr>
-            <w:tcW w:type="dxa" w:w="7560"/>
-            <w:tcMar>
-              <w:top w:type="dxa" w:w="100"/>
-              <w:left w:type="dxa" w:w="40"/>
-              <w:bottom w:type="dxa" w:w="100"/>
-              <w:right w:type="dxa" w:w="40"/>
-            </w:tcMar>
-            <w:vAlign w:val="center"/>
-          </w:tcPr>
-          <w:p>
-            <w:pPr>
-              <w:spacing w:after="50"/>
-            </w:pPr>
-            <w:r>
-              <w:rPr>
-                <w:b/>
-                <w:bCs/>
-                <w:color w:val="12355B"/>
-                <w:sz w:val="24"/>
-                <w:szCs w:val="24"/>
-              </w:rPr>
-              <w:t xml:space="preserve">Variation</w:t>
-            </w:r>
-            <w:r>
-              <w:rPr>
-                <w:i/>
-                <w:iCs/>
-                <w:color w:val="5F6F80"/>
-                <w:sz w:val="19"/>
-                <w:szCs w:val="19"/>
-              </w:rPr>
-              <w:t xml:space="preserve">   Variación</w:t>
-            </w:r>
-          </w:p>
-          <w:p>
-            <w:pPr>
-              <w:spacing w:after="40"/>
-            </w:pPr>
-            <w:r>
-              <w:rPr>
-                <w:sz w:val="21"/>
-                <w:szCs w:val="21"/>
-              </w:rPr>
-              <w:t xml:space="preserve">How much the values in a data set differ from one another.</w:t>
-            </w:r>
-          </w:p>
           <w:p>
             <w:pPr>
               <w:spacing w:after="0"/>
             </w:pPr>
-            <w:r>
-              <w:rPr>
-                <w:b/>
-                <w:bCs/>
-                <w:color w:val="1FA6A2"/>
-                <w:sz w:val="18"/>
-                <w:szCs w:val="18"/>
-              </w:rPr>
-              <w:t xml:space="preserve">Example:  </w:t>
-            </w:r>
             <w:r>
               <w:rPr>
                 <w:i/>
@@ -3863,7 +4220,7 @@
           <w:sz w:val="19"/>
           <w:szCs w:val="19"/>
         </w:rPr>
-        <w:t xml:space="preserve">   You Do — show your work</w:t>
+        <w:t xml:space="preserve">   You Do — show your work and reasoning</w:t>
       </w:r>
     </w:p>
     <w:p>
@@ -3878,7 +4235,7 @@
           <w:sz w:val="19"/>
           <w:szCs w:val="19"/>
         </w:rPr>
-        <w:t xml:space="preserve">Solve each problem. Show your thinking in the work box.</w:t>
+        <w:t xml:space="preserve">Solve each problem in the middle column and explain your reasoning using the sentence starters on the right.</w:t>
       </w:r>
     </w:p>
     <w:p>
@@ -3907,120 +4264,219 @@
         <w:t xml:space="preserve">   extra scaffolding</w:t>
       </w:r>
     </w:p>
-    <w:p>
-      <w:pPr>
-        <w:keepNext/>
-        <w:spacing w:after="60" w:before="160"/>
-      </w:pPr>
-      <w:r>
-        <w:rPr>
-          <w:b/>
-          <w:bCs/>
-          <w:color w:val="12355B"/>
-          <w:sz w:val="22"/>
-          <w:szCs w:val="22"/>
-        </w:rPr>
-        <w:t xml:space="preserve">1.  </w:t>
-      </w:r>
-      <w:r>
-        <w:rPr>
-          <w:b/>
-          <w:bCs/>
-          <w:sz w:val="21"/>
-          <w:szCs w:val="21"/>
-        </w:rPr>
-        <w:t xml:space="preserve">The mean of a data set is 20. A value is 26. What is the absolute deviation?</w:t>
-      </w:r>
-    </w:p>
-    <w:p>
-      <w:pPr>
-        <w:spacing w:after="40"/>
-        <w:ind w:left="420"/>
-      </w:pPr>
-      <w:r>
-        <w:rPr>
-          <w:sz w:val="20"/>
-          <w:szCs w:val="20"/>
-        </w:rPr>
-        <w:t xml:space="preserve">A)  6</w:t>
-      </w:r>
-    </w:p>
-    <w:p>
-      <w:pPr>
-        <w:spacing w:after="40"/>
-        <w:ind w:left="420"/>
-      </w:pPr>
-      <w:r>
-        <w:rPr>
-          <w:sz w:val="20"/>
-          <w:szCs w:val="20"/>
-        </w:rPr>
-        <w:t xml:space="preserve">B)  −6</w:t>
-      </w:r>
-    </w:p>
-    <w:p>
-      <w:pPr>
-        <w:spacing w:after="40"/>
-        <w:ind w:left="420"/>
-      </w:pPr>
-      <w:r>
-        <w:rPr>
-          <w:sz w:val="20"/>
-          <w:szCs w:val="20"/>
-        </w:rPr>
-        <w:t xml:space="preserve">C)  26</w:t>
-      </w:r>
-    </w:p>
-    <w:p>
-      <w:pPr>
-        <w:spacing w:after="40"/>
-        <w:ind w:left="420"/>
-      </w:pPr>
-      <w:r>
-        <w:rPr>
-          <w:sz w:val="20"/>
-          <w:szCs w:val="20"/>
-        </w:rPr>
-        <w:t xml:space="preserve">D)  46</w:t>
-      </w:r>
-    </w:p>
-    <w:p>
-      <w:pPr>
-        <w:spacing w:after="20"/>
-      </w:pPr>
-      <w:r>
-        <w:t xml:space="preserve"/>
-      </w:r>
-    </w:p>
     <w:tbl>
       <w:tblPr>
-        <w:tblW w:type="pct" w:w="100%"/>
+        <w:tblW w:type="dxa" w:w="9360"/>
         <w:tblBorders>
           <w:top w:val="single" w:color="C7D2DD" w:sz="6"/>
           <w:left w:val="single" w:color="C7D2DD" w:sz="6"/>
           <w:bottom w:val="single" w:color="C7D2DD" w:sz="6"/>
           <w:right w:val="single" w:color="C7D2DD" w:sz="6"/>
-          <w:insideH w:val="single" w:color="auto" w:sz="4"/>
-          <w:insideV w:val="single" w:color="auto" w:sz="4"/>
+          <w:insideH w:val="single" w:color="C7D2DD" w:sz="6"/>
+          <w:insideV w:val="single" w:color="C7D2DD" w:sz="6"/>
         </w:tblBorders>
       </w:tblPr>
       <w:tblGrid>
-        <w:gridCol w:w="100"/>
+        <w:gridCol w:w="2800"/>
+        <w:gridCol w:w="3560"/>
+        <w:gridCol w:w="3000"/>
       </w:tblGrid>
       <w:tr>
-        <w:tc>
-          <w:tcPr>
+        <w:trPr>
+          <w:cantSplit/>
+          <w:tblHeader/>
+        </w:trPr>
+        <w:tc>
+          <w:tcPr>
+            <w:tcW w:type="dxa" w:w="2800"/>
+            <w:shd w:fill="EEF4F8" w:color="auto" w:val="clear"/>
+            <w:tcMar>
+              <w:top w:type="dxa" w:w="60"/>
+              <w:left w:type="dxa" w:w="100"/>
+              <w:bottom w:type="dxa" w:w="60"/>
+              <w:right w:type="dxa" w:w="100"/>
+            </w:tcMar>
+          </w:tcPr>
+          <w:p>
+            <w:pPr>
+              <w:spacing w:after="0"/>
+            </w:pPr>
+            <w:r>
+              <w:rPr>
+                <w:b/>
+                <w:bCs/>
+                <w:color w:val="12355B"/>
+                <w:sz w:val="16"/>
+                <w:szCs w:val="16"/>
+              </w:rPr>
+              <w:t xml:space="preserve">CORE PROBLEM / GIVEN REPRESENTATION</w:t>
+            </w:r>
+          </w:p>
+        </w:tc>
+        <w:tc>
+          <w:tcPr>
+            <w:tcW w:type="dxa" w:w="3560"/>
+            <w:shd w:fill="EEF4F8" w:color="auto" w:val="clear"/>
+            <w:tcMar>
+              <w:top w:type="dxa" w:w="60"/>
+              <w:left w:type="dxa" w:w="100"/>
+              <w:bottom w:type="dxa" w:w="60"/>
+              <w:right w:type="dxa" w:w="100"/>
+            </w:tcMar>
+          </w:tcPr>
+          <w:p>
+            <w:pPr>
+              <w:spacing w:after="0"/>
+            </w:pPr>
+            <w:r>
+              <w:rPr>
+                <w:b/>
+                <w:bCs/>
+                <w:color w:val="12355B"/>
+                <w:sz w:val="16"/>
+                <w:szCs w:val="16"/>
+              </w:rPr>
+              <w:t xml:space="preserve">WORKING SPACE / CALCULATION STEPS</w:t>
+            </w:r>
+          </w:p>
+        </w:tc>
+        <w:tc>
+          <w:tcPr>
+            <w:tcW w:type="dxa" w:w="3000"/>
             <w:shd w:fill="FBF3E2" w:color="auto" w:val="clear"/>
             <w:tcMar>
               <w:top w:type="dxa" w:w="60"/>
-              <w:left w:type="dxa" w:w="120"/>
+              <w:left w:type="dxa" w:w="100"/>
               <w:bottom w:type="dxa" w:w="60"/>
-              <w:right w:type="dxa" w:w="120"/>
-            </w:tcMar>
-          </w:tcPr>
-          <w:p>
-            <w:pPr>
-              <w:spacing w:after="0" w:line="320"/>
+              <w:right w:type="dxa" w:w="100"/>
+            </w:tcMar>
+          </w:tcPr>
+          <w:p>
+            <w:pPr>
+              <w:spacing w:after="0"/>
+            </w:pPr>
+            <w:r>
+              <w:rPr>
+                <w:b/>
+                <w:bCs/>
+                <w:color w:val="B97A12"/>
+                <w:sz w:val="16"/>
+                <w:szCs w:val="16"/>
+              </w:rPr>
+              <w:t xml:space="preserve">EXPLAIN YOUR REASONING</w:t>
+            </w:r>
+          </w:p>
+        </w:tc>
+      </w:tr>
+      <w:tr>
+        <w:trPr>
+          <w:cantSplit/>
+        </w:trPr>
+        <w:tc>
+          <w:tcPr>
+            <w:tcW w:type="dxa" w:w="2800"/>
+            <w:tcMar>
+              <w:top w:type="dxa" w:w="80"/>
+              <w:left w:type="dxa" w:w="100"/>
+              <w:bottom w:type="dxa" w:w="80"/>
+              <w:right w:type="dxa" w:w="100"/>
+            </w:tcMar>
+            <w:vAlign w:val="top"/>
+          </w:tcPr>
+          <w:p>
+            <w:pPr>
+              <w:spacing w:after="60"/>
+            </w:pPr>
+            <w:r>
+              <w:rPr>
+                <w:b/>
+                <w:bCs/>
+                <w:color w:val="12355B"/>
+                <w:sz w:val="21"/>
+                <w:szCs w:val="21"/>
+              </w:rPr>
+              <w:t xml:space="preserve">1.  </w:t>
+            </w:r>
+            <w:r>
+              <w:rPr>
+                <w:b/>
+                <w:bCs/>
+                <w:sz w:val="20"/>
+                <w:szCs w:val="20"/>
+              </w:rPr>
+              <w:t xml:space="preserve">The mean of a data set is 20. A value is 26. What is the absolute deviation?</w:t>
+            </w:r>
+          </w:p>
+          <w:p>
+            <w:pPr>
+              <w:spacing w:after="30"/>
+              <w:ind w:left="180"/>
+            </w:pPr>
+            <w:r>
+              <w:rPr>
+                <w:sz w:val="19"/>
+                <w:szCs w:val="19"/>
+              </w:rPr>
+              <w:t xml:space="preserve">A)  6</w:t>
+            </w:r>
+          </w:p>
+          <w:p>
+            <w:pPr>
+              <w:spacing w:after="30"/>
+              <w:ind w:left="180"/>
+            </w:pPr>
+            <w:r>
+              <w:rPr>
+                <w:sz w:val="19"/>
+                <w:szCs w:val="19"/>
+              </w:rPr>
+              <w:t xml:space="preserve">B)  −6</w:t>
+            </w:r>
+          </w:p>
+          <w:p>
+            <w:pPr>
+              <w:spacing w:after="30"/>
+              <w:ind w:left="180"/>
+            </w:pPr>
+            <w:r>
+              <w:rPr>
+                <w:sz w:val="19"/>
+                <w:szCs w:val="19"/>
+              </w:rPr>
+              <w:t xml:space="preserve">C)  26</w:t>
+            </w:r>
+          </w:p>
+          <w:p>
+            <w:pPr>
+              <w:spacing w:after="30"/>
+              <w:ind w:left="180"/>
+            </w:pPr>
+            <w:r>
+              <w:rPr>
+                <w:sz w:val="19"/>
+                <w:szCs w:val="19"/>
+              </w:rPr>
+              <w:t xml:space="preserve">D)  46</w:t>
+            </w:r>
+          </w:p>
+        </w:tc>
+        <w:tc>
+          <w:tcPr>
+            <w:tcW w:type="dxa" w:w="3560"/>
+            <w:tcMar>
+              <w:top w:type="dxa" w:w="80"/>
+              <w:left w:type="dxa" w:w="100"/>
+              <w:bottom w:type="dxa" w:w="80"/>
+              <w:right w:type="dxa" w:w="100"/>
+            </w:tcMar>
+            <w:vAlign w:val="top"/>
+          </w:tcPr>
+          <w:p>
+            <w:pPr>
+              <w:pBdr>
+                <w:bottom w:val="single" w:color="AFBECC" w:sz="6"/>
+              </w:pBdr>
+              <w:spacing w:after="30" w:before="150"/>
             </w:pPr>
             <w:r>
               <w:t xml:space="preserve"/>
@@ -4028,7 +4484,147 @@
           </w:p>
           <w:p>
             <w:pPr>
-              <w:spacing w:after="0" w:line="320"/>
+              <w:pBdr>
+                <w:bottom w:val="single" w:color="AFBECC" w:sz="6"/>
+              </w:pBdr>
+              <w:spacing w:after="30" w:before="150"/>
+            </w:pPr>
+            <w:r>
+              <w:t xml:space="preserve"/>
+            </w:r>
+          </w:p>
+          <w:p>
+            <w:pPr>
+              <w:pBdr>
+                <w:bottom w:val="single" w:color="AFBECC" w:sz="6"/>
+              </w:pBdr>
+              <w:spacing w:after="30" w:before="150"/>
+            </w:pPr>
+            <w:r>
+              <w:t xml:space="preserve"/>
+            </w:r>
+          </w:p>
+          <w:p>
+            <w:pPr>
+              <w:pBdr>
+                <w:bottom w:val="single" w:color="AFBECC" w:sz="6"/>
+              </w:pBdr>
+              <w:spacing w:after="30" w:before="150"/>
+            </w:pPr>
+            <w:r>
+              <w:t xml:space="preserve"/>
+            </w:r>
+          </w:p>
+        </w:tc>
+        <w:tc>
+          <w:tcPr>
+            <w:tcW w:type="dxa" w:w="3000"/>
+            <w:shd w:fill="FBF3E2" w:color="auto" w:val="clear"/>
+            <w:tcMar>
+              <w:top w:type="dxa" w:w="80"/>
+              <w:left w:type="dxa" w:w="100"/>
+              <w:bottom w:type="dxa" w:w="80"/>
+              <w:right w:type="dxa" w:w="100"/>
+            </w:tcMar>
+            <w:vAlign w:val="top"/>
+          </w:tcPr>
+          <w:p>
+            <w:pPr>
+              <w:spacing w:after="40"/>
+            </w:pPr>
+            <w:r>
+              <w:rPr>
+                <w:b/>
+                <w:bCs/>
+                <w:color w:val="12355B"/>
+                <w:sz w:val="19"/>
+                <w:szCs w:val="19"/>
+              </w:rPr>
+              <w:t xml:space="preserve">Because... </w:t>
+            </w:r>
+            <w:r>
+              <w:rPr>
+                <w:color w:val="AFBECC"/>
+                <w:sz w:val="19"/>
+                <w:szCs w:val="19"/>
+              </w:rPr>
+              <w:t xml:space="preserve">________________</w:t>
+            </w:r>
+          </w:p>
+          <w:p>
+            <w:pPr>
+              <w:pBdr>
+                <w:bottom w:val="single" w:color="AFBECC" w:sz="6"/>
+              </w:pBdr>
+              <w:spacing w:after="30" w:before="150"/>
+            </w:pPr>
+            <w:r>
+              <w:t xml:space="preserve"/>
+            </w:r>
+          </w:p>
+          <w:p>
+            <w:pPr>
+              <w:spacing w:after="40" w:before="80"/>
+            </w:pPr>
+            <w:r>
+              <w:rPr>
+                <w:b/>
+                <w:bCs/>
+                <w:color w:val="6B4FA0"/>
+                <w:sz w:val="19"/>
+                <w:szCs w:val="19"/>
+              </w:rPr>
+              <w:t xml:space="preserve">Although... </w:t>
+            </w:r>
+            <w:r>
+              <w:rPr>
+                <w:color w:val="AFBECC"/>
+                <w:sz w:val="19"/>
+                <w:szCs w:val="19"/>
+              </w:rPr>
+              <w:t xml:space="preserve">_______________</w:t>
+            </w:r>
+          </w:p>
+          <w:p>
+            <w:pPr>
+              <w:pBdr>
+                <w:bottom w:val="single" w:color="AFBECC" w:sz="6"/>
+              </w:pBdr>
+              <w:spacing w:after="30" w:before="150"/>
+            </w:pPr>
+            <w:r>
+              <w:t xml:space="preserve"/>
+            </w:r>
+          </w:p>
+          <w:p>
+            <w:pPr>
+              <w:spacing w:after="40" w:before="80"/>
+            </w:pPr>
+            <w:r>
+              <w:rPr>
+                <w:b/>
+                <w:bCs/>
+                <w:color w:val="1FA6A2"/>
+                <w:sz w:val="19"/>
+                <w:szCs w:val="19"/>
+              </w:rPr>
+              <w:t xml:space="preserve">Therefore... </w:t>
+            </w:r>
+            <w:r>
+              <w:rPr>
+                <w:color w:val="AFBECC"/>
+                <w:sz w:val="19"/>
+                <w:szCs w:val="19"/>
+              </w:rPr>
+              <w:t xml:space="preserve">______________</w:t>
+            </w:r>
+          </w:p>
+          <w:p>
+            <w:pPr>
+              <w:pBdr>
+                <w:bottom w:val="single" w:color="AFBECC" w:sz="6"/>
+              </w:pBdr>
+              <w:spacing w:after="30" w:before="150"/>
             </w:pPr>
             <w:r>
               <w:t xml:space="preserve"/>
@@ -4039,84 +4635,7 @@
     </w:tbl>
     <w:p>
       <w:pPr>
-        <w:keepNext/>
-        <w:spacing w:after="60" w:before="160"/>
-      </w:pPr>
-      <w:r>
-        <w:rPr>
-          <w:b/>
-          <w:bCs/>
-          <w:color w:val="12355B"/>
-          <w:sz w:val="22"/>
-          <w:szCs w:val="22"/>
-        </w:rPr>
-        <w:t xml:space="preserve">2.  </w:t>
-      </w:r>
-      <w:r>
-        <w:rPr>
-          <w:b/>
-          <w:bCs/>
-          <w:sz w:val="21"/>
-          <w:szCs w:val="21"/>
-        </w:rPr>
-        <w:t xml:space="preserve">Team A has MAD = 2.1 points. Team B has MAD = 6.8 points. Which team is more consistent?</w:t>
-      </w:r>
-    </w:p>
-    <w:p>
-      <w:pPr>
-        <w:spacing w:after="40"/>
-        <w:ind w:left="420"/>
-      </w:pPr>
-      <w:r>
-        <w:rPr>
-          <w:sz w:val="20"/>
-          <w:szCs w:val="20"/>
-        </w:rPr>
-        <w:t xml:space="preserve">A)  Team B — higher MAD means better performance</w:t>
-      </w:r>
-    </w:p>
-    <w:p>
-      <w:pPr>
-        <w:spacing w:after="40"/>
-        <w:ind w:left="420"/>
-      </w:pPr>
-      <w:r>
-        <w:rPr>
-          <w:sz w:val="20"/>
-          <w:szCs w:val="20"/>
-        </w:rPr>
-        <w:t xml:space="preserve">B)  Both are equally consistent</w:t>
-      </w:r>
-    </w:p>
-    <w:p>
-      <w:pPr>
-        <w:spacing w:after="40"/>
-        <w:ind w:left="420"/>
-      </w:pPr>
-      <w:r>
-        <w:rPr>
-          <w:sz w:val="20"/>
-          <w:szCs w:val="20"/>
-        </w:rPr>
-        <w:t xml:space="preserve">C)  Cannot tell from MAD alone</w:t>
-      </w:r>
-    </w:p>
-    <w:p>
-      <w:pPr>
-        <w:spacing w:after="40"/>
-        <w:ind w:left="420"/>
-      </w:pPr>
-      <w:r>
-        <w:rPr>
-          <w:sz w:val="20"/>
-          <w:szCs w:val="20"/>
-        </w:rPr>
-        <w:t xml:space="preserve">D)  Team A — lower MAD means scores are closer to the mean</w:t>
-      </w:r>
-    </w:p>
-    <w:p>
-      <w:pPr>
-        <w:spacing w:after="20"/>
+        <w:spacing w:after="80"/>
       </w:pPr>
       <w:r>
         <w:t xml:space="preserve"/>
@@ -4124,33 +4643,217 @@
     </w:p>
     <w:tbl>
       <w:tblPr>
-        <w:tblW w:type="pct" w:w="100%"/>
+        <w:tblW w:type="dxa" w:w="9360"/>
         <w:tblBorders>
           <w:top w:val="single" w:color="C7D2DD" w:sz="6"/>
           <w:left w:val="single" w:color="C7D2DD" w:sz="6"/>
           <w:bottom w:val="single" w:color="C7D2DD" w:sz="6"/>
           <w:right w:val="single" w:color="C7D2DD" w:sz="6"/>
-          <w:insideH w:val="single" w:color="auto" w:sz="4"/>
-          <w:insideV w:val="single" w:color="auto" w:sz="4"/>
+          <w:insideH w:val="single" w:color="C7D2DD" w:sz="6"/>
+          <w:insideV w:val="single" w:color="C7D2DD" w:sz="6"/>
         </w:tblBorders>
       </w:tblPr>
       <w:tblGrid>
-        <w:gridCol w:w="100"/>
+        <w:gridCol w:w="2800"/>
+        <w:gridCol w:w="3560"/>
+        <w:gridCol w:w="3000"/>
       </w:tblGrid>
       <w:tr>
-        <w:tc>
-          <w:tcPr>
+        <w:trPr>
+          <w:cantSplit/>
+          <w:tblHeader/>
+        </w:trPr>
+        <w:tc>
+          <w:tcPr>
+            <w:tcW w:type="dxa" w:w="2800"/>
+            <w:shd w:fill="EEF4F8" w:color="auto" w:val="clear"/>
+            <w:tcMar>
+              <w:top w:type="dxa" w:w="60"/>
+              <w:left w:type="dxa" w:w="100"/>
+              <w:bottom w:type="dxa" w:w="60"/>
+              <w:right w:type="dxa" w:w="100"/>
+            </w:tcMar>
+          </w:tcPr>
+          <w:p>
+            <w:pPr>
+              <w:spacing w:after="0"/>
+            </w:pPr>
+            <w:r>
+              <w:rPr>
+                <w:b/>
+                <w:bCs/>
+                <w:color w:val="12355B"/>
+                <w:sz w:val="16"/>
+                <w:szCs w:val="16"/>
+              </w:rPr>
+              <w:t xml:space="preserve">CORE PROBLEM / GIVEN REPRESENTATION</w:t>
+            </w:r>
+          </w:p>
+        </w:tc>
+        <w:tc>
+          <w:tcPr>
+            <w:tcW w:type="dxa" w:w="3560"/>
+            <w:shd w:fill="EEF4F8" w:color="auto" w:val="clear"/>
+            <w:tcMar>
+              <w:top w:type="dxa" w:w="60"/>
+              <w:left w:type="dxa" w:w="100"/>
+              <w:bottom w:type="dxa" w:w="60"/>
+              <w:right w:type="dxa" w:w="100"/>
+            </w:tcMar>
+          </w:tcPr>
+          <w:p>
+            <w:pPr>
+              <w:spacing w:after="0"/>
+            </w:pPr>
+            <w:r>
+              <w:rPr>
+                <w:b/>
+                <w:bCs/>
+                <w:color w:val="12355B"/>
+                <w:sz w:val="16"/>
+                <w:szCs w:val="16"/>
+              </w:rPr>
+              <w:t xml:space="preserve">WORKING SPACE / CALCULATION STEPS</w:t>
+            </w:r>
+          </w:p>
+        </w:tc>
+        <w:tc>
+          <w:tcPr>
+            <w:tcW w:type="dxa" w:w="3000"/>
             <w:shd w:fill="FBF3E2" w:color="auto" w:val="clear"/>
             <w:tcMar>
               <w:top w:type="dxa" w:w="60"/>
-              <w:left w:type="dxa" w:w="120"/>
+              <w:left w:type="dxa" w:w="100"/>
               <w:bottom w:type="dxa" w:w="60"/>
-              <w:right w:type="dxa" w:w="120"/>
-            </w:tcMar>
-          </w:tcPr>
-          <w:p>
-            <w:pPr>
-              <w:spacing w:after="0" w:line="320"/>
+              <w:right w:type="dxa" w:w="100"/>
+            </w:tcMar>
+          </w:tcPr>
+          <w:p>
+            <w:pPr>
+              <w:spacing w:after="0"/>
+            </w:pPr>
+            <w:r>
+              <w:rPr>
+                <w:b/>
+                <w:bCs/>
+                <w:color w:val="B97A12"/>
+                <w:sz w:val="16"/>
+                <w:szCs w:val="16"/>
+              </w:rPr>
+              <w:t xml:space="preserve">EXPLAIN YOUR REASONING</w:t>
+            </w:r>
+          </w:p>
+        </w:tc>
+      </w:tr>
+      <w:tr>
+        <w:trPr>
+          <w:cantSplit/>
+        </w:trPr>
+        <w:tc>
+          <w:tcPr>
+            <w:tcW w:type="dxa" w:w="2800"/>
+            <w:tcMar>
+              <w:top w:type="dxa" w:w="80"/>
+              <w:left w:type="dxa" w:w="100"/>
+              <w:bottom w:type="dxa" w:w="80"/>
+              <w:right w:type="dxa" w:w="100"/>
+            </w:tcMar>
+            <w:vAlign w:val="top"/>
+          </w:tcPr>
+          <w:p>
+            <w:pPr>
+              <w:spacing w:after="60"/>
+            </w:pPr>
+            <w:r>
+              <w:rPr>
+                <w:b/>
+                <w:bCs/>
+                <w:color w:val="12355B"/>
+                <w:sz w:val="21"/>
+                <w:szCs w:val="21"/>
+              </w:rPr>
+              <w:t xml:space="preserve">2.  </w:t>
+            </w:r>
+            <w:r>
+              <w:rPr>
+                <w:b/>
+                <w:bCs/>
+                <w:sz w:val="20"/>
+                <w:szCs w:val="20"/>
+              </w:rPr>
+              <w:t xml:space="preserve">Team A has MAD = 2.1 points. Team B has MAD = 6.8 points. Which team is more consistent?</w:t>
+            </w:r>
+          </w:p>
+          <w:p>
+            <w:pPr>
+              <w:spacing w:after="30"/>
+              <w:ind w:left="180"/>
+            </w:pPr>
+            <w:r>
+              <w:rPr>
+                <w:sz w:val="19"/>
+                <w:szCs w:val="19"/>
+              </w:rPr>
+              <w:t xml:space="preserve">A)  Team B — higher MAD means better performance</w:t>
+            </w:r>
+          </w:p>
+          <w:p>
+            <w:pPr>
+              <w:spacing w:after="30"/>
+              <w:ind w:left="180"/>
+            </w:pPr>
+            <w:r>
+              <w:rPr>
+                <w:sz w:val="19"/>
+                <w:szCs w:val="19"/>
+              </w:rPr>
+              <w:t xml:space="preserve">B)  Both are equally consistent</w:t>
+            </w:r>
+          </w:p>
+          <w:p>
+            <w:pPr>
+              <w:spacing w:after="30"/>
+              <w:ind w:left="180"/>
+            </w:pPr>
+            <w:r>
+              <w:rPr>
+                <w:sz w:val="19"/>
+                <w:szCs w:val="19"/>
+              </w:rPr>
+              <w:t xml:space="preserve">C)  Cannot tell from MAD alone</w:t>
+            </w:r>
+          </w:p>
+          <w:p>
+            <w:pPr>
+              <w:spacing w:after="30"/>
+              <w:ind w:left="180"/>
+            </w:pPr>
+            <w:r>
+              <w:rPr>
+                <w:sz w:val="19"/>
+                <w:szCs w:val="19"/>
+              </w:rPr>
+              <w:t xml:space="preserve">D)  Team A — lower MAD means scores are closer to the mean</w:t>
+            </w:r>
+          </w:p>
+        </w:tc>
+        <w:tc>
+          <w:tcPr>
+            <w:tcW w:type="dxa" w:w="3560"/>
+            <w:tcMar>
+              <w:top w:type="dxa" w:w="80"/>
+              <w:left w:type="dxa" w:w="100"/>
+              <w:bottom w:type="dxa" w:w="80"/>
+              <w:right w:type="dxa" w:w="100"/>
+            </w:tcMar>
+            <w:vAlign w:val="top"/>
+          </w:tcPr>
+          <w:p>
+            <w:pPr>
+              <w:pBdr>
+                <w:bottom w:val="single" w:color="AFBECC" w:sz="6"/>
+              </w:pBdr>
+              <w:spacing w:after="30" w:before="150"/>
             </w:pPr>
             <w:r>
               <w:t xml:space="preserve"/>
@@ -4158,7 +4861,147 @@
           </w:p>
           <w:p>
             <w:pPr>
-              <w:spacing w:after="0" w:line="320"/>
+              <w:pBdr>
+                <w:bottom w:val="single" w:color="AFBECC" w:sz="6"/>
+              </w:pBdr>
+              <w:spacing w:after="30" w:before="150"/>
+            </w:pPr>
+            <w:r>
+              <w:t xml:space="preserve"/>
+            </w:r>
+          </w:p>
+          <w:p>
+            <w:pPr>
+              <w:pBdr>
+                <w:bottom w:val="single" w:color="AFBECC" w:sz="6"/>
+              </w:pBdr>
+              <w:spacing w:after="30" w:before="150"/>
+            </w:pPr>
+            <w:r>
+              <w:t xml:space="preserve"/>
+            </w:r>
+          </w:p>
+          <w:p>
+            <w:pPr>
+              <w:pBdr>
+                <w:bottom w:val="single" w:color="AFBECC" w:sz="6"/>
+              </w:pBdr>
+              <w:spacing w:after="30" w:before="150"/>
+            </w:pPr>
+            <w:r>
+              <w:t xml:space="preserve"/>
+            </w:r>
+          </w:p>
+        </w:tc>
+        <w:tc>
+          <w:tcPr>
+            <w:tcW w:type="dxa" w:w="3000"/>
+            <w:shd w:fill="FBF3E2" w:color="auto" w:val="clear"/>
+            <w:tcMar>
+              <w:top w:type="dxa" w:w="80"/>
+              <w:left w:type="dxa" w:w="100"/>
+              <w:bottom w:type="dxa" w:w="80"/>
+              <w:right w:type="dxa" w:w="100"/>
+            </w:tcMar>
+            <w:vAlign w:val="top"/>
+          </w:tcPr>
+          <w:p>
+            <w:pPr>
+              <w:spacing w:after="40"/>
+            </w:pPr>
+            <w:r>
+              <w:rPr>
+                <w:b/>
+                <w:bCs/>
+                <w:color w:val="12355B"/>
+                <w:sz w:val="19"/>
+                <w:szCs w:val="19"/>
+              </w:rPr>
+              <w:t xml:space="preserve">Because... </w:t>
+            </w:r>
+            <w:r>
+              <w:rPr>
+                <w:color w:val="AFBECC"/>
+                <w:sz w:val="19"/>
+                <w:szCs w:val="19"/>
+              </w:rPr>
+              <w:t xml:space="preserve">________________</w:t>
+            </w:r>
+          </w:p>
+          <w:p>
+            <w:pPr>
+              <w:pBdr>
+                <w:bottom w:val="single" w:color="AFBECC" w:sz="6"/>
+              </w:pBdr>
+              <w:spacing w:after="30" w:before="150"/>
+            </w:pPr>
+            <w:r>
+              <w:t xml:space="preserve"/>
+            </w:r>
+          </w:p>
+          <w:p>
+            <w:pPr>
+              <w:spacing w:after="40" w:before="80"/>
+            </w:pPr>
+            <w:r>
+              <w:rPr>
+                <w:b/>
+                <w:bCs/>
+                <w:color w:val="6B4FA0"/>
+                <w:sz w:val="19"/>
+                <w:szCs w:val="19"/>
+              </w:rPr>
+              <w:t xml:space="preserve">Although... </w:t>
+            </w:r>
+            <w:r>
+              <w:rPr>
+                <w:color w:val="AFBECC"/>
+                <w:sz w:val="19"/>
+                <w:szCs w:val="19"/>
+              </w:rPr>
+              <w:t xml:space="preserve">_______________</w:t>
+            </w:r>
+          </w:p>
+          <w:p>
+            <w:pPr>
+              <w:pBdr>
+                <w:bottom w:val="single" w:color="AFBECC" w:sz="6"/>
+              </w:pBdr>
+              <w:spacing w:after="30" w:before="150"/>
+            </w:pPr>
+            <w:r>
+              <w:t xml:space="preserve"/>
+            </w:r>
+          </w:p>
+          <w:p>
+            <w:pPr>
+              <w:spacing w:after="40" w:before="80"/>
+            </w:pPr>
+            <w:r>
+              <w:rPr>
+                <w:b/>
+                <w:bCs/>
+                <w:color w:val="1FA6A2"/>
+                <w:sz w:val="19"/>
+                <w:szCs w:val="19"/>
+              </w:rPr>
+              <w:t xml:space="preserve">Therefore... </w:t>
+            </w:r>
+            <w:r>
+              <w:rPr>
+                <w:color w:val="AFBECC"/>
+                <w:sz w:val="19"/>
+                <w:szCs w:val="19"/>
+              </w:rPr>
+              <w:t xml:space="preserve">______________</w:t>
+            </w:r>
+          </w:p>
+          <w:p>
+            <w:pPr>
+              <w:pBdr>
+                <w:bottom w:val="single" w:color="AFBECC" w:sz="6"/>
+              </w:pBdr>
+              <w:spacing w:after="30" w:before="150"/>
             </w:pPr>
             <w:r>
               <w:t xml:space="preserve"/>
@@ -4167,6 +5010,14 @@
         </w:tc>
       </w:tr>
     </w:tbl>
+    <w:p>
+      <w:pPr>
+        <w:spacing w:after="80"/>
+      </w:pPr>
+      <w:r>
+        <w:t xml:space="preserve"/>
+      </w:r>
+    </w:p>
     <w:p>
       <w:pPr>
         <w:pStyle w:val="Heading2"/>
@@ -4193,120 +5044,219 @@
         <w:t xml:space="preserve">   grade-level practice</w:t>
       </w:r>
     </w:p>
-    <w:p>
-      <w:pPr>
-        <w:keepNext/>
-        <w:spacing w:after="60" w:before="160"/>
-      </w:pPr>
-      <w:r>
-        <w:rPr>
-          <w:b/>
-          <w:bCs/>
-          <w:color w:val="12355B"/>
-          <w:sz w:val="22"/>
-          <w:szCs w:val="22"/>
-        </w:rPr>
-        <w:t xml:space="preserve">3.  </w:t>
-      </w:r>
-      <w:r>
-        <w:rPr>
-          <w:b/>
-          <w:bCs/>
-          <w:sz w:val="21"/>
-          <w:szCs w:val="21"/>
-        </w:rPr>
-        <w:t xml:space="preserve">Two runners have the same average time of 60 seconds. Runner A's MAD is 1.2 seconds. Runner B's MAD is 5.8 seconds. Which runner is the coach more likely to pick for a relay race that needs a reliable time?</w:t>
-      </w:r>
-    </w:p>
-    <w:p>
-      <w:pPr>
-        <w:spacing w:after="40"/>
-        <w:ind w:left="420"/>
-      </w:pPr>
-      <w:r>
-        <w:rPr>
-          <w:sz w:val="20"/>
-          <w:szCs w:val="20"/>
-        </w:rPr>
-        <w:t xml:space="preserve">A)  Runner B — higher MAD means faster potential</w:t>
-      </w:r>
-    </w:p>
-    <w:p>
-      <w:pPr>
-        <w:spacing w:after="40"/>
-        <w:ind w:left="420"/>
-      </w:pPr>
-      <w:r>
-        <w:rPr>
-          <w:sz w:val="20"/>
-          <w:szCs w:val="20"/>
-        </w:rPr>
-        <w:t xml:space="preserve">B)  Either — they have the same average</w:t>
-      </w:r>
-    </w:p>
-    <w:p>
-      <w:pPr>
-        <w:spacing w:after="40"/>
-        <w:ind w:left="420"/>
-      </w:pPr>
-      <w:r>
-        <w:rPr>
-          <w:sz w:val="20"/>
-          <w:szCs w:val="20"/>
-        </w:rPr>
-        <w:t xml:space="preserve">C)  Runner A — lower MAD means more consistent times</w:t>
-      </w:r>
-    </w:p>
-    <w:p>
-      <w:pPr>
-        <w:spacing w:after="40"/>
-        <w:ind w:left="420"/>
-      </w:pPr>
-      <w:r>
-        <w:rPr>
-          <w:sz w:val="20"/>
-          <w:szCs w:val="20"/>
-        </w:rPr>
-        <w:t xml:space="preserve">D)  Neither — MAD doesn't matter for relay races</w:t>
-      </w:r>
-    </w:p>
-    <w:p>
-      <w:pPr>
-        <w:spacing w:after="20"/>
-      </w:pPr>
-      <w:r>
-        <w:t xml:space="preserve"/>
-      </w:r>
-    </w:p>
     <w:tbl>
       <w:tblPr>
-        <w:tblW w:type="pct" w:w="100%"/>
+        <w:tblW w:type="dxa" w:w="9360"/>
         <w:tblBorders>
           <w:top w:val="single" w:color="C7D2DD" w:sz="6"/>
           <w:left w:val="single" w:color="C7D2DD" w:sz="6"/>
           <w:bottom w:val="single" w:color="C7D2DD" w:sz="6"/>
           <w:right w:val="single" w:color="C7D2DD" w:sz="6"/>
-          <w:insideH w:val="single" w:color="auto" w:sz="4"/>
-          <w:insideV w:val="single" w:color="auto" w:sz="4"/>
+          <w:insideH w:val="single" w:color="C7D2DD" w:sz="6"/>
+          <w:insideV w:val="single" w:color="C7D2DD" w:sz="6"/>
         </w:tblBorders>
       </w:tblPr>
       <w:tblGrid>
-        <w:gridCol w:w="100"/>
+        <w:gridCol w:w="2800"/>
+        <w:gridCol w:w="3560"/>
+        <w:gridCol w:w="3000"/>
       </w:tblGrid>
       <w:tr>
-        <w:tc>
-          <w:tcPr>
+        <w:trPr>
+          <w:cantSplit/>
+          <w:tblHeader/>
+        </w:trPr>
+        <w:tc>
+          <w:tcPr>
+            <w:tcW w:type="dxa" w:w="2800"/>
+            <w:shd w:fill="EEF4F8" w:color="auto" w:val="clear"/>
+            <w:tcMar>
+              <w:top w:type="dxa" w:w="60"/>
+              <w:left w:type="dxa" w:w="100"/>
+              <w:bottom w:type="dxa" w:w="60"/>
+              <w:right w:type="dxa" w:w="100"/>
+            </w:tcMar>
+          </w:tcPr>
+          <w:p>
+            <w:pPr>
+              <w:spacing w:after="0"/>
+            </w:pPr>
+            <w:r>
+              <w:rPr>
+                <w:b/>
+                <w:bCs/>
+                <w:color w:val="12355B"/>
+                <w:sz w:val="16"/>
+                <w:szCs w:val="16"/>
+              </w:rPr>
+              <w:t xml:space="preserve">CORE PROBLEM / GIVEN REPRESENTATION</w:t>
+            </w:r>
+          </w:p>
+        </w:tc>
+        <w:tc>
+          <w:tcPr>
+            <w:tcW w:type="dxa" w:w="3560"/>
+            <w:shd w:fill="EEF4F8" w:color="auto" w:val="clear"/>
+            <w:tcMar>
+              <w:top w:type="dxa" w:w="60"/>
+              <w:left w:type="dxa" w:w="100"/>
+              <w:bottom w:type="dxa" w:w="60"/>
+              <w:right w:type="dxa" w:w="100"/>
+            </w:tcMar>
+          </w:tcPr>
+          <w:p>
+            <w:pPr>
+              <w:spacing w:after="0"/>
+            </w:pPr>
+            <w:r>
+              <w:rPr>
+                <w:b/>
+                <w:bCs/>
+                <w:color w:val="12355B"/>
+                <w:sz w:val="16"/>
+                <w:szCs w:val="16"/>
+              </w:rPr>
+              <w:t xml:space="preserve">WORKING SPACE / CALCULATION STEPS</w:t>
+            </w:r>
+          </w:p>
+        </w:tc>
+        <w:tc>
+          <w:tcPr>
+            <w:tcW w:type="dxa" w:w="3000"/>
             <w:shd w:fill="FBF3E2" w:color="auto" w:val="clear"/>
             <w:tcMar>
               <w:top w:type="dxa" w:w="60"/>
-              <w:left w:type="dxa" w:w="120"/>
+              <w:left w:type="dxa" w:w="100"/>
               <w:bottom w:type="dxa" w:w="60"/>
-              <w:right w:type="dxa" w:w="120"/>
-            </w:tcMar>
-          </w:tcPr>
-          <w:p>
-            <w:pPr>
-              <w:spacing w:after="0" w:line="320"/>
+              <w:right w:type="dxa" w:w="100"/>
+            </w:tcMar>
+          </w:tcPr>
+          <w:p>
+            <w:pPr>
+              <w:spacing w:after="0"/>
+            </w:pPr>
+            <w:r>
+              <w:rPr>
+                <w:b/>
+                <w:bCs/>
+                <w:color w:val="B97A12"/>
+                <w:sz w:val="16"/>
+                <w:szCs w:val="16"/>
+              </w:rPr>
+              <w:t xml:space="preserve">EXPLAIN YOUR REASONING</w:t>
+            </w:r>
+          </w:p>
+        </w:tc>
+      </w:tr>
+      <w:tr>
+        <w:trPr>
+          <w:cantSplit/>
+        </w:trPr>
+        <w:tc>
+          <w:tcPr>
+            <w:tcW w:type="dxa" w:w="2800"/>
+            <w:tcMar>
+              <w:top w:type="dxa" w:w="80"/>
+              <w:left w:type="dxa" w:w="100"/>
+              <w:bottom w:type="dxa" w:w="80"/>
+              <w:right w:type="dxa" w:w="100"/>
+            </w:tcMar>
+            <w:vAlign w:val="top"/>
+          </w:tcPr>
+          <w:p>
+            <w:pPr>
+              <w:spacing w:after="60"/>
+            </w:pPr>
+            <w:r>
+              <w:rPr>
+                <w:b/>
+                <w:bCs/>
+                <w:color w:val="12355B"/>
+                <w:sz w:val="21"/>
+                <w:szCs w:val="21"/>
+              </w:rPr>
+              <w:t xml:space="preserve">3.  </w:t>
+            </w:r>
+            <w:r>
+              <w:rPr>
+                <w:b/>
+                <w:bCs/>
+                <w:sz w:val="20"/>
+                <w:szCs w:val="20"/>
+              </w:rPr>
+              <w:t xml:space="preserve">Two runners have the same average time of 60 seconds. Runner A's MAD is 1.2 seconds. Runner B's MAD is 5.8 seconds. Which runner is the coach more likely to pick for a relay race that needs a reliable time?</w:t>
+            </w:r>
+          </w:p>
+          <w:p>
+            <w:pPr>
+              <w:spacing w:after="30"/>
+              <w:ind w:left="180"/>
+            </w:pPr>
+            <w:r>
+              <w:rPr>
+                <w:sz w:val="19"/>
+                <w:szCs w:val="19"/>
+              </w:rPr>
+              <w:t xml:space="preserve">A)  Runner B — higher MAD means faster potential</w:t>
+            </w:r>
+          </w:p>
+          <w:p>
+            <w:pPr>
+              <w:spacing w:after="30"/>
+              <w:ind w:left="180"/>
+            </w:pPr>
+            <w:r>
+              <w:rPr>
+                <w:sz w:val="19"/>
+                <w:szCs w:val="19"/>
+              </w:rPr>
+              <w:t xml:space="preserve">B)  Either — they have the same average</w:t>
+            </w:r>
+          </w:p>
+          <w:p>
+            <w:pPr>
+              <w:spacing w:after="30"/>
+              <w:ind w:left="180"/>
+            </w:pPr>
+            <w:r>
+              <w:rPr>
+                <w:sz w:val="19"/>
+                <w:szCs w:val="19"/>
+              </w:rPr>
+              <w:t xml:space="preserve">C)  Runner A — lower MAD means more consistent times</w:t>
+            </w:r>
+          </w:p>
+          <w:p>
+            <w:pPr>
+              <w:spacing w:after="30"/>
+              <w:ind w:left="180"/>
+            </w:pPr>
+            <w:r>
+              <w:rPr>
+                <w:sz w:val="19"/>
+                <w:szCs w:val="19"/>
+              </w:rPr>
+              <w:t xml:space="preserve">D)  Neither — MAD doesn't matter for relay races</w:t>
+            </w:r>
+          </w:p>
+        </w:tc>
+        <w:tc>
+          <w:tcPr>
+            <w:tcW w:type="dxa" w:w="3560"/>
+            <w:tcMar>
+              <w:top w:type="dxa" w:w="80"/>
+              <w:left w:type="dxa" w:w="100"/>
+              <w:bottom w:type="dxa" w:w="80"/>
+              <w:right w:type="dxa" w:w="100"/>
+            </w:tcMar>
+            <w:vAlign w:val="top"/>
+          </w:tcPr>
+          <w:p>
+            <w:pPr>
+              <w:pBdr>
+                <w:bottom w:val="single" w:color="AFBECC" w:sz="6"/>
+              </w:pBdr>
+              <w:spacing w:after="30" w:before="150"/>
             </w:pPr>
             <w:r>
               <w:t xml:space="preserve"/>
@@ -4314,7 +5264,147 @@
           </w:p>
           <w:p>
             <w:pPr>
-              <w:spacing w:after="0" w:line="320"/>
+              <w:pBdr>
+                <w:bottom w:val="single" w:color="AFBECC" w:sz="6"/>
+              </w:pBdr>
+              <w:spacing w:after="30" w:before="150"/>
+            </w:pPr>
+            <w:r>
+              <w:t xml:space="preserve"/>
+            </w:r>
+          </w:p>
+          <w:p>
+            <w:pPr>
+              <w:pBdr>
+                <w:bottom w:val="single" w:color="AFBECC" w:sz="6"/>
+              </w:pBdr>
+              <w:spacing w:after="30" w:before="150"/>
+            </w:pPr>
+            <w:r>
+              <w:t xml:space="preserve"/>
+            </w:r>
+          </w:p>
+          <w:p>
+            <w:pPr>
+              <w:pBdr>
+                <w:bottom w:val="single" w:color="AFBECC" w:sz="6"/>
+              </w:pBdr>
+              <w:spacing w:after="30" w:before="150"/>
+            </w:pPr>
+            <w:r>
+              <w:t xml:space="preserve"/>
+            </w:r>
+          </w:p>
+        </w:tc>
+        <w:tc>
+          <w:tcPr>
+            <w:tcW w:type="dxa" w:w="3000"/>
+            <w:shd w:fill="FBF3E2" w:color="auto" w:val="clear"/>
+            <w:tcMar>
+              <w:top w:type="dxa" w:w="80"/>
+              <w:left w:type="dxa" w:w="100"/>
+              <w:bottom w:type="dxa" w:w="80"/>
+              <w:right w:type="dxa" w:w="100"/>
+            </w:tcMar>
+            <w:vAlign w:val="top"/>
+          </w:tcPr>
+          <w:p>
+            <w:pPr>
+              <w:spacing w:after="40"/>
+            </w:pPr>
+            <w:r>
+              <w:rPr>
+                <w:b/>
+                <w:bCs/>
+                <w:color w:val="12355B"/>
+                <w:sz w:val="19"/>
+                <w:szCs w:val="19"/>
+              </w:rPr>
+              <w:t xml:space="preserve">Because... </w:t>
+            </w:r>
+            <w:r>
+              <w:rPr>
+                <w:color w:val="AFBECC"/>
+                <w:sz w:val="19"/>
+                <w:szCs w:val="19"/>
+              </w:rPr>
+              <w:t xml:space="preserve">________________</w:t>
+            </w:r>
+          </w:p>
+          <w:p>
+            <w:pPr>
+              <w:pBdr>
+                <w:bottom w:val="single" w:color="AFBECC" w:sz="6"/>
+              </w:pBdr>
+              <w:spacing w:after="30" w:before="150"/>
+            </w:pPr>
+            <w:r>
+              <w:t xml:space="preserve"/>
+            </w:r>
+          </w:p>
+          <w:p>
+            <w:pPr>
+              <w:spacing w:after="40" w:before="80"/>
+            </w:pPr>
+            <w:r>
+              <w:rPr>
+                <w:b/>
+                <w:bCs/>
+                <w:color w:val="6B4FA0"/>
+                <w:sz w:val="19"/>
+                <w:szCs w:val="19"/>
+              </w:rPr>
+              <w:t xml:space="preserve">Although... </w:t>
+            </w:r>
+            <w:r>
+              <w:rPr>
+                <w:color w:val="AFBECC"/>
+                <w:sz w:val="19"/>
+                <w:szCs w:val="19"/>
+              </w:rPr>
+              <w:t xml:space="preserve">_______________</w:t>
+            </w:r>
+          </w:p>
+          <w:p>
+            <w:pPr>
+              <w:pBdr>
+                <w:bottom w:val="single" w:color="AFBECC" w:sz="6"/>
+              </w:pBdr>
+              <w:spacing w:after="30" w:before="150"/>
+            </w:pPr>
+            <w:r>
+              <w:t xml:space="preserve"/>
+            </w:r>
+          </w:p>
+          <w:p>
+            <w:pPr>
+              <w:spacing w:after="40" w:before="80"/>
+            </w:pPr>
+            <w:r>
+              <w:rPr>
+                <w:b/>
+                <w:bCs/>
+                <w:color w:val="1FA6A2"/>
+                <w:sz w:val="19"/>
+                <w:szCs w:val="19"/>
+              </w:rPr>
+              <w:t xml:space="preserve">Therefore... </w:t>
+            </w:r>
+            <w:r>
+              <w:rPr>
+                <w:color w:val="AFBECC"/>
+                <w:sz w:val="19"/>
+                <w:szCs w:val="19"/>
+              </w:rPr>
+              <w:t xml:space="preserve">______________</w:t>
+            </w:r>
+          </w:p>
+          <w:p>
+            <w:pPr>
+              <w:pBdr>
+                <w:bottom w:val="single" w:color="AFBECC" w:sz="6"/>
+              </w:pBdr>
+              <w:spacing w:after="30" w:before="150"/>
             </w:pPr>
             <w:r>
               <w:t xml:space="preserve"/>
@@ -4323,6 +5413,14 @@
         </w:tc>
       </w:tr>
     </w:tbl>
+    <w:p>
+      <w:pPr>
+        <w:spacing w:after="80"/>
+      </w:pPr>
+      <w:r>
+        <w:t xml:space="preserve"/>
+      </w:r>
+    </w:p>
     <w:p>
       <w:pPr>
         <w:pStyle w:val="Heading1"/>
@@ -4441,6 +5539,149 @@
         <w:t xml:space="preserve"/>
       </w:r>
     </w:p>
+    <w:p>
+      <w:pPr>
+        <w:spacing w:after="60"/>
+      </w:pPr>
+      <w:r>
+        <w:t xml:space="preserve"/>
+      </w:r>
+    </w:p>
+    <w:tbl>
+      <w:tblPr>
+        <w:tblW w:type="dxa" w:w="9360"/>
+        <w:tblBorders>
+          <w:top w:val="single" w:color="C7D2DD" w:sz="6"/>
+          <w:left w:val="single" w:color="C7D2DD" w:sz="6"/>
+          <w:bottom w:val="single" w:color="C7D2DD" w:sz="6"/>
+          <w:right w:val="single" w:color="C7D2DD" w:sz="6"/>
+          <w:insideH w:val="single" w:color="C7D2DD" w:sz="6"/>
+          <w:insideV w:val="single" w:color="C7D2DD" w:sz="6"/>
+        </w:tblBorders>
+      </w:tblPr>
+      <w:tblGrid>
+        <w:gridCol w:w="3120"/>
+        <w:gridCol w:w="3120"/>
+        <w:gridCol w:w="3120"/>
+      </w:tblGrid>
+      <w:tr>
+        <w:trPr>
+          <w:cantSplit/>
+          <w:tblHeader/>
+        </w:trPr>
+        <w:tc>
+          <w:tcPr>
+            <w:tcW w:type="dxa" w:w="9360"/>
+            <w:gridSpan w:val="3"/>
+            <w:shd w:fill="EEF4F8" w:color="auto" w:val="clear"/>
+            <w:tcMar>
+              <w:top w:type="dxa" w:w="60"/>
+              <w:left w:type="dxa" w:w="100"/>
+              <w:bottom w:type="dxa" w:w="60"/>
+              <w:right w:type="dxa" w:w="100"/>
+            </w:tcMar>
+          </w:tcPr>
+          <w:p>
+            <w:pPr>
+              <w:spacing w:after="0"/>
+            </w:pPr>
+            <w:r>
+              <w:rPr>
+                <w:b/>
+                <w:bCs/>
+                <w:color w:val="12355B"/>
+                <w:sz w:val="18"/>
+                <w:szCs w:val="18"/>
+              </w:rPr>
+              <w:t xml:space="preserve">EXIT CHECK · 3-POINT SELF-ASSESSMENT CHECKLIST</w:t>
+            </w:r>
+          </w:p>
+        </w:tc>
+      </w:tr>
+      <w:tr>
+        <w:trPr>
+          <w:cantSplit/>
+        </w:trPr>
+        <w:tc>
+          <w:tcPr>
+            <w:tcW w:type="dxa" w:w="3120"/>
+            <w:tcMar>
+              <w:top w:type="dxa" w:w="80"/>
+              <w:left w:type="dxa" w:w="100"/>
+              <w:bottom w:type="dxa" w:w="80"/>
+              <w:right w:type="dxa" w:w="100"/>
+            </w:tcMar>
+          </w:tcPr>
+          <w:p>
+            <w:pPr>
+              <w:spacing w:after="0"/>
+            </w:pPr>
+            <w:r>
+              <w:rPr>
+                <w:b/>
+                <w:bCs/>
+                <w:color w:val="1A2733"/>
+                <w:sz w:val="18"/>
+                <w:szCs w:val="18"/>
+              </w:rPr>
+              <w:t xml:space="preserve">☐ 1. Units &amp; Labels Verified</w:t>
+            </w:r>
+          </w:p>
+        </w:tc>
+        <w:tc>
+          <w:tcPr>
+            <w:tcW w:type="dxa" w:w="3120"/>
+            <w:tcMar>
+              <w:top w:type="dxa" w:w="80"/>
+              <w:left w:type="dxa" w:w="100"/>
+              <w:bottom w:type="dxa" w:w="80"/>
+              <w:right w:type="dxa" w:w="100"/>
+            </w:tcMar>
+          </w:tcPr>
+          <w:p>
+            <w:pPr>
+              <w:spacing w:after="0"/>
+            </w:pPr>
+            <w:r>
+              <w:rPr>
+                <w:b/>
+                <w:bCs/>
+                <w:color w:val="1A2733"/>
+                <w:sz w:val="18"/>
+                <w:szCs w:val="18"/>
+              </w:rPr>
+              <w:t xml:space="preserve">☐ 2. Reasoning Stated (Because / Although / Therefore)</w:t>
+            </w:r>
+          </w:p>
+        </w:tc>
+        <w:tc>
+          <w:tcPr>
+            <w:tcW w:type="dxa" w:w="3120"/>
+            <w:tcMar>
+              <w:top w:type="dxa" w:w="80"/>
+              <w:left w:type="dxa" w:w="100"/>
+              <w:bottom w:type="dxa" w:w="80"/>
+              <w:right w:type="dxa" w:w="100"/>
+            </w:tcMar>
+          </w:tcPr>
+          <w:p>
+            <w:pPr>
+              <w:spacing w:after="0"/>
+            </w:pPr>
+            <w:r>
+              <w:rPr>
+                <w:b/>
+                <w:bCs/>
+                <w:color w:val="1A2733"/>
+                <w:sz w:val="18"/>
+                <w:szCs w:val="18"/>
+              </w:rPr>
+              <w:t xml:space="preserve">☐ 3. Calculations Double-Checked</w:t>
+            </w:r>
+          </w:p>
+        </w:tc>
+      </w:tr>
+    </w:tbl>
     <w:sectPr>
       <w:headerReference w:type="default" r:id="rId7"/>
       <w:footerReference w:type="default" r:id="rId8"/>
